--- a/sections_docs/experiments.docx
+++ b/sections_docs/experiments.docx
@@ -2,7 +2,7 @@
 <file path=word/document.xml><?xml version="1.0" encoding="utf-8"?>
 <w:document xmlns:w="http://schemas.openxmlformats.org/wordprocessingml/2006/main" xmlns:m="http://schemas.openxmlformats.org/officeDocument/2006/math" xmlns:r="http://schemas.openxmlformats.org/officeDocument/2006/relationships" xmlns:o="urn:schemas-microsoft-com:office:office" xmlns:v="urn:schemas-microsoft-com:vml" xmlns:w10="urn:schemas-microsoft-com:office:word" xmlns:a="http://schemas.openxmlformats.org/drawingml/2006/main" xmlns:pic="http://schemas.openxmlformats.org/drawingml/2006/picture" xmlns:wp="http://schemas.openxmlformats.org/drawingml/2006/wordprocessingDrawing">
   <w:body>
-    <w:bookmarkStart w:id="54" w:name="experiments"/>
+    <w:bookmarkStart w:id="63" w:name="experiments"/>
     <w:p>
       <w:pPr>
         <w:pStyle w:val="Heading1"/>
@@ -65,7 +65,7 @@
       </w:r>
     </w:p>
     <w:bookmarkEnd w:id="20"/>
-    <w:bookmarkStart w:id="21" w:name="evaluation-metrics."/>
+    <w:bookmarkStart w:id="22" w:name="evaluation-metrics."/>
     <w:p>
       <w:pPr>
         <w:pStyle w:val="Heading2"/>
@@ -112,8 +112,2918 @@
         <w:t xml:space="preserve">to compare filtering capabilities. For end-task performance, each benchmark follows its standard evaluation protocol: rule-based exact match or accuracy for reasoning and QA datasets, and pass@1 based on unit-test execution for BigCodeBench. Averages are measured across task instances.</w:t>
       </w:r>
     </w:p>
+    <w:bookmarkStart w:id="21" w:name="tab:skill_routing_performance_average"/>
+    <w:p>
+      <w:pPr>
+        <w:pStyle w:val="TableCaption"/>
+      </w:pPr>
+      <w:r>
+        <w:t xml:space="preserve">Table 1: Skill routing performance using Qwen3.5 4B. BM25, Vector, and SkillSight are shown first as native retrieval baselines. Each remaining row is the equal-weight mean across those three retrievers. Columns report nDCG@1 (N@1) and nDCG@10 (N@10) for each benchmark; Average uses each retriever’s task-weighted scores over 748 tasks. Bold and underlined values mark the best and second-best distinct scores in each column.</w:t>
+      </w:r>
+    </w:p>
+    <w:tbl>
+      <w:tblPr>
+        <w:tblStyle w:val="Table"/>
+        <w:tblW w:type="auto" w:w="0"/>
+        <w:tblLayout w:type="fixed"/>
+        <w:tblLook w:firstRow="0" w:lastRow="0" w:firstColumn="0" w:lastColumn="0" w:noHBand="0" w:noVBand="0" w:val="0000"/>
+        <w:tblCaption w:val="Table 1: Skill routing performance using Qwen3.5 4B. BM25, Vector, and SkillSight are shown first as native retrieval baselines. Each remaining row is the equal-weight mean across those three retrievers. Columns report nDCG@1 (N@1) and nDCG@10 (N@10) for each benchmark; Average uses each retriever’s task-weighted scores over 748 tasks. Bold and underlined values mark the best and second-best distinct scores in each column."/>
+      </w:tblPr>
+      <w:tblGrid>
+        <w:gridCol w:w="2448"/>
+        <w:gridCol w:w="813"/>
+        <w:gridCol w:w="813"/>
+        <w:gridCol w:w="813"/>
+        <w:gridCol w:w="813"/>
+        <w:gridCol w:w="813"/>
+        <w:gridCol w:w="813"/>
+        <w:gridCol w:w="813"/>
+        <w:gridCol w:w="813"/>
+        <w:gridCol w:w="813"/>
+        <w:gridCol w:w="813"/>
+        <w:gridCol w:w="813"/>
+        <w:gridCol w:w="813"/>
+        <w:gridCol w:w="813"/>
+        <w:gridCol w:w="813"/>
+      </w:tblGrid>
+      <w:tr>
+        <w:tc>
+          <w:tcPr>
+            <w:tcW w:type="dxa" w:w="2448"/>
+          </w:tcPr>
+          <w:p>
+            <w:pPr>
+              <w:pStyle w:val="Compact"/>
+              <w:jc w:val="left"/>
+            </w:pPr>
+            <w:r>
+              <w:rPr>
+                <w:sz w:val="16"/>
+              </w:rPr>
+              <w:t xml:space="preserve">Method</w:t>
+            </w:r>
+          </w:p>
+        </w:tc>
+        <w:tc>
+          <w:tcPr>
+            <w:tcW w:type="dxa" w:w="1625"/>
+            <w:gridSpan w:val="2"/>
+          </w:tcPr>
+          <w:p>
+            <w:pPr>
+              <w:pStyle w:val="Compact"/>
+              <w:jc w:val="center"/>
+            </w:pPr>
+            <w:r>
+              <w:rPr>
+                <w:sz w:val="16"/>
+              </w:rPr>
+              <w:t xml:space="preserve">BigCode Bench</w:t>
+            </w:r>
+          </w:p>
+        </w:tc>
+        <w:tc>
+          <w:tcPr>
+            <w:tcW w:type="dxa" w:w="1625"/>
+            <w:gridSpan w:val="2"/>
+          </w:tcPr>
+          <w:p>
+            <w:pPr>
+              <w:pStyle w:val="Compact"/>
+              <w:jc w:val="center"/>
+            </w:pPr>
+            <w:r>
+              <w:rPr>
+                <w:sz w:val="16"/>
+              </w:rPr>
+              <w:t xml:space="preserve">CHAMP</w:t>
+            </w:r>
+          </w:p>
+        </w:tc>
+        <w:tc>
+          <w:tcPr>
+            <w:tcW w:type="dxa" w:w="1625"/>
+            <w:gridSpan w:val="2"/>
+          </w:tcPr>
+          <w:p>
+            <w:pPr>
+              <w:pStyle w:val="Compact"/>
+              <w:jc w:val="center"/>
+            </w:pPr>
+            <w:r>
+              <w:rPr>
+                <w:sz w:val="16"/>
+              </w:rPr>
+              <w:t xml:space="preserve">LogicBench</w:t>
+            </w:r>
+          </w:p>
+        </w:tc>
+        <w:tc>
+          <w:tcPr>
+            <w:tcW w:type="dxa" w:w="1625"/>
+            <w:gridSpan w:val="2"/>
+          </w:tcPr>
+          <w:p>
+            <w:pPr>
+              <w:pStyle w:val="Compact"/>
+              <w:jc w:val="center"/>
+            </w:pPr>
+            <w:r>
+              <w:rPr>
+                <w:sz w:val="16"/>
+              </w:rPr>
+              <w:t xml:space="preserve">MedCalc- Bench</w:t>
+            </w:r>
+          </w:p>
+        </w:tc>
+        <w:tc>
+          <w:tcPr>
+            <w:tcW w:type="dxa" w:w="1625"/>
+            <w:gridSpan w:val="2"/>
+          </w:tcPr>
+          <w:p>
+            <w:pPr>
+              <w:pStyle w:val="Compact"/>
+              <w:jc w:val="center"/>
+            </w:pPr>
+            <w:r>
+              <w:rPr>
+                <w:sz w:val="16"/>
+              </w:rPr>
+              <w:t xml:space="preserve">TheoremQA</w:t>
+            </w:r>
+          </w:p>
+        </w:tc>
+        <w:tc>
+          <w:tcPr>
+            <w:tcW w:type="dxa" w:w="1625"/>
+            <w:gridSpan w:val="2"/>
+          </w:tcPr>
+          <w:p>
+            <w:pPr>
+              <w:pStyle w:val="Compact"/>
+              <w:jc w:val="center"/>
+            </w:pPr>
+            <w:r>
+              <w:rPr>
+                <w:sz w:val="16"/>
+              </w:rPr>
+              <w:t xml:space="preserve">ToolQA</w:t>
+            </w:r>
+          </w:p>
+        </w:tc>
+        <w:tc>
+          <w:tcPr>
+            <w:tcW w:type="dxa" w:w="1625"/>
+            <w:gridSpan w:val="2"/>
+          </w:tcPr>
+          <w:p>
+            <w:pPr>
+              <w:pStyle w:val="Compact"/>
+              <w:jc w:val="center"/>
+            </w:pPr>
+            <w:r>
+              <w:rPr>
+                <w:sz w:val="16"/>
+              </w:rPr>
+              <w:t xml:space="preserve">Average</w:t>
+            </w:r>
+          </w:p>
+        </w:tc>
+      </w:tr>
+      <w:tr>
+        <w:tc>
+          <w:tcPr>
+            <w:tcW w:type="dxa" w:w="2448"/>
+          </w:tcPr>
+          <w:p>
+            <w:pPr>
+              <w:pStyle w:val="Compact"/>
+            </w:pPr>
+          </w:p>
+        </w:tc>
+        <w:tc>
+          <w:tcPr>
+            <w:tcW w:type="dxa" w:w="813"/>
+          </w:tcPr>
+          <w:p>
+            <w:pPr>
+              <w:pStyle w:val="Compact"/>
+              <w:jc w:val="right"/>
+            </w:pPr>
+            <w:r>
+              <w:rPr>
+                <w:sz w:val="16"/>
+              </w:rPr>
+              <w:t xml:space="preserve">N@1</w:t>
+            </w:r>
+          </w:p>
+        </w:tc>
+        <w:tc>
+          <w:tcPr>
+            <w:tcW w:type="dxa" w:w="813"/>
+          </w:tcPr>
+          <w:p>
+            <w:pPr>
+              <w:pStyle w:val="Compact"/>
+              <w:jc w:val="right"/>
+            </w:pPr>
+            <w:r>
+              <w:rPr>
+                <w:sz w:val="16"/>
+              </w:rPr>
+              <w:t xml:space="preserve">N@10</w:t>
+            </w:r>
+          </w:p>
+        </w:tc>
+        <w:tc>
+          <w:tcPr>
+            <w:tcW w:type="dxa" w:w="813"/>
+          </w:tcPr>
+          <w:p>
+            <w:pPr>
+              <w:pStyle w:val="Compact"/>
+              <w:jc w:val="right"/>
+            </w:pPr>
+            <w:r>
+              <w:rPr>
+                <w:sz w:val="16"/>
+              </w:rPr>
+              <w:t xml:space="preserve">N@1</w:t>
+            </w:r>
+          </w:p>
+        </w:tc>
+        <w:tc>
+          <w:tcPr>
+            <w:tcW w:type="dxa" w:w="813"/>
+          </w:tcPr>
+          <w:p>
+            <w:pPr>
+              <w:pStyle w:val="Compact"/>
+              <w:jc w:val="right"/>
+            </w:pPr>
+            <w:r>
+              <w:rPr>
+                <w:sz w:val="16"/>
+              </w:rPr>
+              <w:t xml:space="preserve">N@10</w:t>
+            </w:r>
+          </w:p>
+        </w:tc>
+        <w:tc>
+          <w:tcPr>
+            <w:tcW w:type="dxa" w:w="813"/>
+          </w:tcPr>
+          <w:p>
+            <w:pPr>
+              <w:pStyle w:val="Compact"/>
+              <w:jc w:val="right"/>
+            </w:pPr>
+            <w:r>
+              <w:rPr>
+                <w:sz w:val="16"/>
+              </w:rPr>
+              <w:t xml:space="preserve">N@1</w:t>
+            </w:r>
+          </w:p>
+        </w:tc>
+        <w:tc>
+          <w:tcPr>
+            <w:tcW w:type="dxa" w:w="813"/>
+          </w:tcPr>
+          <w:p>
+            <w:pPr>
+              <w:pStyle w:val="Compact"/>
+              <w:jc w:val="right"/>
+            </w:pPr>
+            <w:r>
+              <w:rPr>
+                <w:sz w:val="16"/>
+              </w:rPr>
+              <w:t xml:space="preserve">N@10</w:t>
+            </w:r>
+          </w:p>
+        </w:tc>
+        <w:tc>
+          <w:tcPr>
+            <w:tcW w:type="dxa" w:w="813"/>
+          </w:tcPr>
+          <w:p>
+            <w:pPr>
+              <w:pStyle w:val="Compact"/>
+              <w:jc w:val="right"/>
+            </w:pPr>
+            <w:r>
+              <w:rPr>
+                <w:sz w:val="16"/>
+              </w:rPr>
+              <w:t xml:space="preserve">N@1</w:t>
+            </w:r>
+          </w:p>
+        </w:tc>
+        <w:tc>
+          <w:tcPr>
+            <w:tcW w:type="dxa" w:w="813"/>
+          </w:tcPr>
+          <w:p>
+            <w:pPr>
+              <w:pStyle w:val="Compact"/>
+              <w:jc w:val="right"/>
+            </w:pPr>
+            <w:r>
+              <w:rPr>
+                <w:sz w:val="16"/>
+              </w:rPr>
+              <w:t xml:space="preserve">N@10</w:t>
+            </w:r>
+          </w:p>
+        </w:tc>
+        <w:tc>
+          <w:tcPr>
+            <w:tcW w:type="dxa" w:w="813"/>
+          </w:tcPr>
+          <w:p>
+            <w:pPr>
+              <w:pStyle w:val="Compact"/>
+              <w:jc w:val="right"/>
+            </w:pPr>
+            <w:r>
+              <w:rPr>
+                <w:sz w:val="16"/>
+              </w:rPr>
+              <w:t xml:space="preserve">N@1</w:t>
+            </w:r>
+          </w:p>
+        </w:tc>
+        <w:tc>
+          <w:tcPr>
+            <w:tcW w:type="dxa" w:w="813"/>
+          </w:tcPr>
+          <w:p>
+            <w:pPr>
+              <w:pStyle w:val="Compact"/>
+              <w:jc w:val="right"/>
+            </w:pPr>
+            <w:r>
+              <w:rPr>
+                <w:sz w:val="16"/>
+              </w:rPr>
+              <w:t xml:space="preserve">N@10</w:t>
+            </w:r>
+          </w:p>
+        </w:tc>
+        <w:tc>
+          <w:tcPr>
+            <w:tcW w:type="dxa" w:w="813"/>
+          </w:tcPr>
+          <w:p>
+            <w:pPr>
+              <w:pStyle w:val="Compact"/>
+              <w:jc w:val="right"/>
+            </w:pPr>
+            <w:r>
+              <w:rPr>
+                <w:sz w:val="16"/>
+              </w:rPr>
+              <w:t xml:space="preserve">N@1</w:t>
+            </w:r>
+          </w:p>
+        </w:tc>
+        <w:tc>
+          <w:tcPr>
+            <w:tcW w:type="dxa" w:w="813"/>
+          </w:tcPr>
+          <w:p>
+            <w:pPr>
+              <w:pStyle w:val="Compact"/>
+              <w:jc w:val="right"/>
+            </w:pPr>
+            <w:r>
+              <w:rPr>
+                <w:sz w:val="16"/>
+              </w:rPr>
+              <w:t xml:space="preserve">N@10</w:t>
+            </w:r>
+          </w:p>
+        </w:tc>
+        <w:tc>
+          <w:tcPr>
+            <w:tcW w:type="dxa" w:w="813"/>
+          </w:tcPr>
+          <w:p>
+            <w:pPr>
+              <w:pStyle w:val="Compact"/>
+              <w:jc w:val="right"/>
+            </w:pPr>
+            <w:r>
+              <w:rPr>
+                <w:sz w:val="16"/>
+              </w:rPr>
+              <w:t xml:space="preserve">N@1</w:t>
+            </w:r>
+          </w:p>
+        </w:tc>
+        <w:tc>
+          <w:tcPr>
+            <w:tcW w:type="dxa" w:w="813"/>
+          </w:tcPr>
+          <w:p>
+            <w:pPr>
+              <w:pStyle w:val="Compact"/>
+              <w:jc w:val="right"/>
+            </w:pPr>
+            <w:r>
+              <w:rPr>
+                <w:sz w:val="16"/>
+              </w:rPr>
+              <w:t xml:space="preserve">N@10</w:t>
+            </w:r>
+          </w:p>
+        </w:tc>
+      </w:tr>
+      <w:tr>
+        <w:tc>
+          <w:tcPr>
+            <w:tcW w:type="dxa" w:w="13824"/>
+            <w:gridSpan w:val="15"/>
+          </w:tcPr>
+          <w:p>
+            <w:pPr>
+              <w:pStyle w:val="Compact"/>
+              <w:jc w:val="left"/>
+            </w:pPr>
+            <w:r>
+              <w:rPr>
+                <w:i/>
+                <w:iCs/>
+                <w:sz w:val="16"/>
+              </w:rPr>
+              <w:t xml:space="preserve">Retrievers</w:t>
+            </w:r>
+          </w:p>
+        </w:tc>
+      </w:tr>
+      <w:tr>
+        <w:tc>
+          <w:tcPr>
+            <w:tcW w:type="dxa" w:w="2448"/>
+          </w:tcPr>
+          <w:p>
+            <w:pPr>
+              <w:pStyle w:val="Compact"/>
+              <w:jc w:val="left"/>
+            </w:pPr>
+            <w:r>
+              <w:rPr>
+                <w:sz w:val="16"/>
+              </w:rPr>
+              <w:t xml:space="preserve">BM25</w:t>
+            </w:r>
+          </w:p>
+        </w:tc>
+        <w:tc>
+          <w:tcPr>
+            <w:tcW w:type="dxa" w:w="813"/>
+          </w:tcPr>
+          <w:p>
+            <w:pPr>
+              <w:pStyle w:val="Compact"/>
+              <w:jc w:val="right"/>
+            </w:pPr>
+            <w:r>
+              <w:rPr>
+                <w:sz w:val="16"/>
+              </w:rPr>
+              <w:t xml:space="preserve">0.610</w:t>
+            </w:r>
+          </w:p>
+        </w:tc>
+        <w:tc>
+          <w:tcPr>
+            <w:tcW w:type="dxa" w:w="813"/>
+          </w:tcPr>
+          <w:p>
+            <w:pPr>
+              <w:pStyle w:val="Compact"/>
+              <w:jc w:val="right"/>
+            </w:pPr>
+            <w:r>
+              <w:rPr>
+                <w:sz w:val="16"/>
+              </w:rPr>
+              <w:t xml:space="preserve">0.544</w:t>
+            </w:r>
+          </w:p>
+        </w:tc>
+        <w:tc>
+          <w:tcPr>
+            <w:tcW w:type="dxa" w:w="813"/>
+          </w:tcPr>
+          <w:p>
+            <w:pPr>
+              <w:pStyle w:val="Compact"/>
+              <w:jc w:val="right"/>
+            </w:pPr>
+            <w:r>
+              <w:rPr>
+                <w:sz w:val="16"/>
+              </w:rPr>
+              <w:t xml:space="preserve">0.423</w:t>
+            </w:r>
+          </w:p>
+        </w:tc>
+        <w:tc>
+          <w:tcPr>
+            <w:tcW w:type="dxa" w:w="813"/>
+          </w:tcPr>
+          <w:p>
+            <w:pPr>
+              <w:pStyle w:val="Compact"/>
+              <w:jc w:val="right"/>
+            </w:pPr>
+            <w:r>
+              <w:rPr>
+                <w:sz w:val="16"/>
+              </w:rPr>
+              <w:t xml:space="preserve">0.410</w:t>
+            </w:r>
+          </w:p>
+        </w:tc>
+        <w:tc>
+          <w:tcPr>
+            <w:tcW w:type="dxa" w:w="813"/>
+          </w:tcPr>
+          <w:p>
+            <w:pPr>
+              <w:pStyle w:val="Compact"/>
+              <w:jc w:val="right"/>
+            </w:pPr>
+            <w:r>
+              <w:rPr>
+                <w:sz w:val="16"/>
+              </w:rPr>
+              <w:t xml:space="preserve">0.158</w:t>
+            </w:r>
+          </w:p>
+        </w:tc>
+        <w:tc>
+          <w:tcPr>
+            <w:tcW w:type="dxa" w:w="813"/>
+          </w:tcPr>
+          <w:p>
+            <w:pPr>
+              <w:pStyle w:val="Compact"/>
+              <w:jc w:val="right"/>
+            </w:pPr>
+            <w:r>
+              <w:rPr>
+                <w:sz w:val="16"/>
+              </w:rPr>
+              <w:t xml:space="preserve">0.220</w:t>
+            </w:r>
+          </w:p>
+        </w:tc>
+        <w:tc>
+          <w:tcPr>
+            <w:tcW w:type="dxa" w:w="813"/>
+          </w:tcPr>
+          <w:p>
+            <w:pPr>
+              <w:pStyle w:val="Compact"/>
+              <w:jc w:val="right"/>
+            </w:pPr>
+            <w:r>
+              <w:rPr>
+                <w:sz w:val="16"/>
+              </w:rPr>
+              <w:t xml:space="preserve">0.315</w:t>
+            </w:r>
+          </w:p>
+        </w:tc>
+        <w:tc>
+          <w:tcPr>
+            <w:tcW w:type="dxa" w:w="813"/>
+          </w:tcPr>
+          <w:p>
+            <w:pPr>
+              <w:pStyle w:val="Compact"/>
+              <w:jc w:val="right"/>
+            </w:pPr>
+            <w:r>
+              <w:rPr>
+                <w:sz w:val="16"/>
+              </w:rPr>
+              <w:t xml:space="preserve">0.462</w:t>
+            </w:r>
+          </w:p>
+        </w:tc>
+        <w:tc>
+          <w:tcPr>
+            <w:tcW w:type="dxa" w:w="813"/>
+          </w:tcPr>
+          <w:p>
+            <w:pPr>
+              <w:pStyle w:val="Compact"/>
+              <w:jc w:val="right"/>
+            </w:pPr>
+            <w:r>
+              <w:rPr>
+                <w:sz w:val="16"/>
+              </w:rPr>
+              <w:t xml:space="preserve">0.524</w:t>
+            </w:r>
+          </w:p>
+        </w:tc>
+        <w:tc>
+          <w:tcPr>
+            <w:tcW w:type="dxa" w:w="813"/>
+          </w:tcPr>
+          <w:p>
+            <w:pPr>
+              <w:pStyle w:val="Compact"/>
+              <w:jc w:val="right"/>
+            </w:pPr>
+            <w:r>
+              <w:rPr>
+                <w:sz w:val="16"/>
+              </w:rPr>
+              <w:t xml:space="preserve">0.659</w:t>
+            </w:r>
+          </w:p>
+        </w:tc>
+        <w:tc>
+          <w:tcPr>
+            <w:tcW w:type="dxa" w:w="813"/>
+          </w:tcPr>
+          <w:p>
+            <w:pPr>
+              <w:pStyle w:val="Compact"/>
+              <w:jc w:val="right"/>
+            </w:pPr>
+            <w:r>
+              <w:rPr>
+                <w:sz w:val="16"/>
+              </w:rPr>
+              <w:t xml:space="preserve">0.070</w:t>
+            </w:r>
+          </w:p>
+        </w:tc>
+        <w:tc>
+          <w:tcPr>
+            <w:tcW w:type="dxa" w:w="813"/>
+          </w:tcPr>
+          <w:p>
+            <w:pPr>
+              <w:pStyle w:val="Compact"/>
+              <w:jc w:val="right"/>
+            </w:pPr>
+            <w:r>
+              <w:rPr>
+                <w:sz w:val="16"/>
+              </w:rPr>
+              <w:t xml:space="preserve">0.271</w:t>
+            </w:r>
+          </w:p>
+        </w:tc>
+        <w:tc>
+          <w:tcPr>
+            <w:tcW w:type="dxa" w:w="813"/>
+          </w:tcPr>
+          <w:p>
+            <w:pPr>
+              <w:pStyle w:val="Compact"/>
+              <w:jc w:val="right"/>
+            </w:pPr>
+            <w:r>
+              <w:rPr>
+                <w:sz w:val="16"/>
+              </w:rPr>
+              <w:t xml:space="preserve">0.302</w:t>
+            </w:r>
+          </w:p>
+        </w:tc>
+        <w:tc>
+          <w:tcPr>
+            <w:tcW w:type="dxa" w:w="813"/>
+          </w:tcPr>
+          <w:p>
+            <w:pPr>
+              <w:pStyle w:val="Compact"/>
+              <w:jc w:val="right"/>
+            </w:pPr>
+            <w:r>
+              <w:rPr>
+                <w:sz w:val="16"/>
+              </w:rPr>
+              <w:t xml:space="preserve">0.410</w:t>
+            </w:r>
+          </w:p>
+        </w:tc>
+      </w:tr>
+      <w:tr>
+        <w:tc>
+          <w:tcPr>
+            <w:tcW w:type="dxa" w:w="2448"/>
+          </w:tcPr>
+          <w:p>
+            <w:pPr>
+              <w:pStyle w:val="Compact"/>
+              <w:jc w:val="left"/>
+            </w:pPr>
+            <w:r>
+              <w:rPr>
+                <w:sz w:val="16"/>
+              </w:rPr>
+              <w:t xml:space="preserve">Vector</w:t>
+            </w:r>
+          </w:p>
+        </w:tc>
+        <w:tc>
+          <w:tcPr>
+            <w:tcW w:type="dxa" w:w="813"/>
+          </w:tcPr>
+          <w:p>
+            <w:pPr>
+              <w:pStyle w:val="Compact"/>
+              <w:jc w:val="right"/>
+            </w:pPr>
+            <w:r>
+              <w:rPr>
+                <w:sz w:val="16"/>
+              </w:rPr>
+              <w:t xml:space="preserve">0.504</w:t>
+            </w:r>
+          </w:p>
+        </w:tc>
+        <w:tc>
+          <w:tcPr>
+            <w:tcW w:type="dxa" w:w="813"/>
+          </w:tcPr>
+          <w:p>
+            <w:pPr>
+              <w:pStyle w:val="Compact"/>
+              <w:jc w:val="right"/>
+            </w:pPr>
+            <w:r>
+              <w:rPr>
+                <w:sz w:val="16"/>
+              </w:rPr>
+              <w:t xml:space="preserve">0.407</w:t>
+            </w:r>
+          </w:p>
+        </w:tc>
+        <w:tc>
+          <w:tcPr>
+            <w:tcW w:type="dxa" w:w="813"/>
+          </w:tcPr>
+          <w:p>
+            <w:pPr>
+              <w:pStyle w:val="Compact"/>
+              <w:jc w:val="right"/>
+            </w:pPr>
+            <w:r>
+              <w:rPr>
+                <w:sz w:val="16"/>
+              </w:rPr>
+              <w:t xml:space="preserve">0.346</w:t>
+            </w:r>
+          </w:p>
+        </w:tc>
+        <w:tc>
+          <w:tcPr>
+            <w:tcW w:type="dxa" w:w="813"/>
+          </w:tcPr>
+          <w:p>
+            <w:pPr>
+              <w:pStyle w:val="Compact"/>
+              <w:jc w:val="right"/>
+            </w:pPr>
+            <w:r>
+              <w:rPr>
+                <w:sz w:val="16"/>
+              </w:rPr>
+              <w:t xml:space="preserve">0.463</w:t>
+            </w:r>
+          </w:p>
+        </w:tc>
+        <w:tc>
+          <w:tcPr>
+            <w:tcW w:type="dxa" w:w="813"/>
+          </w:tcPr>
+          <w:p>
+            <w:pPr>
+              <w:pStyle w:val="Compact"/>
+              <w:jc w:val="right"/>
+            </w:pPr>
+            <w:r>
+              <w:rPr>
+                <w:sz w:val="16"/>
+              </w:rPr>
+              <w:t xml:space="preserve">0.105</w:t>
+            </w:r>
+          </w:p>
+        </w:tc>
+        <w:tc>
+          <w:tcPr>
+            <w:tcW w:type="dxa" w:w="813"/>
+          </w:tcPr>
+          <w:p>
+            <w:pPr>
+              <w:pStyle w:val="Compact"/>
+              <w:jc w:val="right"/>
+            </w:pPr>
+            <w:r>
+              <w:rPr>
+                <w:sz w:val="16"/>
+              </w:rPr>
+              <w:t xml:space="preserve">0.248</w:t>
+            </w:r>
+          </w:p>
+        </w:tc>
+        <w:tc>
+          <w:tcPr>
+            <w:tcW w:type="dxa" w:w="813"/>
+          </w:tcPr>
+          <w:p>
+            <w:pPr>
+              <w:pStyle w:val="Compact"/>
+              <w:jc w:val="right"/>
+            </w:pPr>
+            <w:r>
+              <w:rPr>
+                <w:b/>
+                <w:bCs/>
+                <w:sz w:val="16"/>
+              </w:rPr>
+              <w:t xml:space="preserve">0.988</w:t>
+            </w:r>
+          </w:p>
+        </w:tc>
+        <w:tc>
+          <w:tcPr>
+            <w:tcW w:type="dxa" w:w="813"/>
+          </w:tcPr>
+          <w:p>
+            <w:pPr>
+              <w:pStyle w:val="Compact"/>
+              <w:jc w:val="right"/>
+            </w:pPr>
+            <w:r>
+              <w:rPr>
+                <w:b/>
+                <w:bCs/>
+                <w:sz w:val="16"/>
+              </w:rPr>
+              <w:t xml:space="preserve">0.992</w:t>
+            </w:r>
+          </w:p>
+        </w:tc>
+        <w:tc>
+          <w:tcPr>
+            <w:tcW w:type="dxa" w:w="813"/>
+          </w:tcPr>
+          <w:p>
+            <w:pPr>
+              <w:pStyle w:val="Compact"/>
+              <w:jc w:val="right"/>
+            </w:pPr>
+            <w:r>
+              <w:rPr>
+                <w:sz w:val="16"/>
+              </w:rPr>
+              <w:t xml:space="preserve">0.695</w:t>
+            </w:r>
+          </w:p>
+        </w:tc>
+        <w:tc>
+          <w:tcPr>
+            <w:tcW w:type="dxa" w:w="813"/>
+          </w:tcPr>
+          <w:p>
+            <w:pPr>
+              <w:pStyle w:val="Compact"/>
+              <w:jc w:val="right"/>
+            </w:pPr>
+            <w:r>
+              <w:rPr>
+                <w:sz w:val="16"/>
+              </w:rPr>
+              <w:t xml:space="preserve">0.833</w:t>
+            </w:r>
+          </w:p>
+        </w:tc>
+        <w:tc>
+          <w:tcPr>
+            <w:tcW w:type="dxa" w:w="813"/>
+          </w:tcPr>
+          <w:p>
+            <w:pPr>
+              <w:pStyle w:val="Compact"/>
+              <w:jc w:val="right"/>
+            </w:pPr>
+            <w:r>
+              <w:rPr>
+                <w:sz w:val="16"/>
+              </w:rPr>
+              <w:t xml:space="preserve">0.312</w:t>
+            </w:r>
+          </w:p>
+        </w:tc>
+        <w:tc>
+          <w:tcPr>
+            <w:tcW w:type="dxa" w:w="813"/>
+          </w:tcPr>
+          <w:p>
+            <w:pPr>
+              <w:pStyle w:val="Compact"/>
+              <w:jc w:val="right"/>
+            </w:pPr>
+            <w:r>
+              <w:rPr>
+                <w:sz w:val="16"/>
+              </w:rPr>
+              <w:t xml:space="preserve">0.413</w:t>
+            </w:r>
+          </w:p>
+        </w:tc>
+        <w:tc>
+          <w:tcPr>
+            <w:tcW w:type="dxa" w:w="813"/>
+          </w:tcPr>
+          <w:p>
+            <w:pPr>
+              <w:pStyle w:val="Compact"/>
+              <w:jc w:val="right"/>
+            </w:pPr>
+            <w:r>
+              <w:rPr>
+                <w:sz w:val="16"/>
+              </w:rPr>
+              <w:t xml:space="preserve">0.516</w:t>
+            </w:r>
+          </w:p>
+        </w:tc>
+        <w:tc>
+          <w:tcPr>
+            <w:tcW w:type="dxa" w:w="813"/>
+          </w:tcPr>
+          <w:p>
+            <w:pPr>
+              <w:pStyle w:val="Compact"/>
+              <w:jc w:val="right"/>
+            </w:pPr>
+            <w:r>
+              <w:rPr>
+                <w:sz w:val="16"/>
+              </w:rPr>
+              <w:t xml:space="preserve">0.575</w:t>
+            </w:r>
+          </w:p>
+        </w:tc>
+      </w:tr>
+      <w:tr>
+        <w:tc>
+          <w:tcPr>
+            <w:tcW w:type="dxa" w:w="2448"/>
+          </w:tcPr>
+          <w:p>
+            <w:pPr>
+              <w:pStyle w:val="Compact"/>
+              <w:jc w:val="left"/>
+            </w:pPr>
+            <w:r>
+              <w:rPr>
+                <w:sz w:val="16"/>
+              </w:rPr>
+              <w:t xml:space="preserve">SkillSight</w:t>
+            </w:r>
+          </w:p>
+        </w:tc>
+        <w:tc>
+          <w:tcPr>
+            <w:tcW w:type="dxa" w:w="813"/>
+          </w:tcPr>
+          <w:p>
+            <w:pPr>
+              <w:pStyle w:val="Compact"/>
+              <w:jc w:val="right"/>
+            </w:pPr>
+            <w:r>
+              <w:rPr>
+                <w:sz w:val="16"/>
+                <w:u w:val="single"/>
+              </w:rPr>
+              <w:t xml:space="preserve">0.724</w:t>
+            </w:r>
+          </w:p>
+        </w:tc>
+        <w:tc>
+          <w:tcPr>
+            <w:tcW w:type="dxa" w:w="813"/>
+          </w:tcPr>
+          <w:p>
+            <w:pPr>
+              <w:pStyle w:val="Compact"/>
+              <w:jc w:val="right"/>
+            </w:pPr>
+            <w:r>
+              <w:rPr>
+                <w:sz w:val="16"/>
+                <w:u w:val="single"/>
+              </w:rPr>
+              <w:t xml:space="preserve">0.616</w:t>
+            </w:r>
+          </w:p>
+        </w:tc>
+        <w:tc>
+          <w:tcPr>
+            <w:tcW w:type="dxa" w:w="813"/>
+          </w:tcPr>
+          <w:p>
+            <w:pPr>
+              <w:pStyle w:val="Compact"/>
+              <w:jc w:val="right"/>
+            </w:pPr>
+            <w:r>
+              <w:rPr>
+                <w:sz w:val="16"/>
+              </w:rPr>
+              <w:t xml:space="preserve">0.308</w:t>
+            </w:r>
+          </w:p>
+        </w:tc>
+        <w:tc>
+          <w:tcPr>
+            <w:tcW w:type="dxa" w:w="813"/>
+          </w:tcPr>
+          <w:p>
+            <w:pPr>
+              <w:pStyle w:val="Compact"/>
+              <w:jc w:val="right"/>
+            </w:pPr>
+            <w:r>
+              <w:rPr>
+                <w:sz w:val="16"/>
+              </w:rPr>
+              <w:t xml:space="preserve">0.429</w:t>
+            </w:r>
+          </w:p>
+        </w:tc>
+        <w:tc>
+          <w:tcPr>
+            <w:tcW w:type="dxa" w:w="813"/>
+          </w:tcPr>
+          <w:p>
+            <w:pPr>
+              <w:pStyle w:val="Compact"/>
+              <w:jc w:val="right"/>
+            </w:pPr>
+            <w:r>
+              <w:rPr>
+                <w:sz w:val="16"/>
+              </w:rPr>
+              <w:t xml:space="preserve">0.167</w:t>
+            </w:r>
+          </w:p>
+        </w:tc>
+        <w:tc>
+          <w:tcPr>
+            <w:tcW w:type="dxa" w:w="813"/>
+          </w:tcPr>
+          <w:p>
+            <w:pPr>
+              <w:pStyle w:val="Compact"/>
+              <w:jc w:val="right"/>
+            </w:pPr>
+            <w:r>
+              <w:rPr>
+                <w:sz w:val="16"/>
+              </w:rPr>
+              <w:t xml:space="preserve">0.406</w:t>
+            </w:r>
+          </w:p>
+        </w:tc>
+        <w:tc>
+          <w:tcPr>
+            <w:tcW w:type="dxa" w:w="813"/>
+          </w:tcPr>
+          <w:p>
+            <w:pPr>
+              <w:pStyle w:val="Compact"/>
+              <w:jc w:val="right"/>
+            </w:pPr>
+            <w:r>
+              <w:rPr>
+                <w:sz w:val="16"/>
+              </w:rPr>
+              <w:t xml:space="preserve">0.830</w:t>
+            </w:r>
+          </w:p>
+        </w:tc>
+        <w:tc>
+          <w:tcPr>
+            <w:tcW w:type="dxa" w:w="813"/>
+          </w:tcPr>
+          <w:p>
+            <w:pPr>
+              <w:pStyle w:val="Compact"/>
+              <w:jc w:val="right"/>
+            </w:pPr>
+            <w:r>
+              <w:rPr>
+                <w:sz w:val="16"/>
+              </w:rPr>
+              <w:t xml:space="preserve">0.903</w:t>
+            </w:r>
+          </w:p>
+        </w:tc>
+        <w:tc>
+          <w:tcPr>
+            <w:tcW w:type="dxa" w:w="813"/>
+          </w:tcPr>
+          <w:p>
+            <w:pPr>
+              <w:pStyle w:val="Compact"/>
+              <w:jc w:val="right"/>
+            </w:pPr>
+            <w:r>
+              <w:rPr>
+                <w:sz w:val="16"/>
+                <w:u w:val="single"/>
+              </w:rPr>
+              <w:t xml:space="preserve">0.733</w:t>
+            </w:r>
+          </w:p>
+        </w:tc>
+        <w:tc>
+          <w:tcPr>
+            <w:tcW w:type="dxa" w:w="813"/>
+          </w:tcPr>
+          <w:p>
+            <w:pPr>
+              <w:pStyle w:val="Compact"/>
+              <w:jc w:val="right"/>
+            </w:pPr>
+            <w:r>
+              <w:rPr>
+                <w:sz w:val="16"/>
+                <w:u w:val="single"/>
+              </w:rPr>
+              <w:t xml:space="preserve">0.852</w:t>
+            </w:r>
+          </w:p>
+        </w:tc>
+        <w:tc>
+          <w:tcPr>
+            <w:tcW w:type="dxa" w:w="813"/>
+          </w:tcPr>
+          <w:p>
+            <w:pPr>
+              <w:pStyle w:val="Compact"/>
+              <w:jc w:val="right"/>
+            </w:pPr>
+            <w:r>
+              <w:rPr>
+                <w:sz w:val="16"/>
+              </w:rPr>
+              <w:t xml:space="preserve">0.102</w:t>
+            </w:r>
+          </w:p>
+        </w:tc>
+        <w:tc>
+          <w:tcPr>
+            <w:tcW w:type="dxa" w:w="813"/>
+          </w:tcPr>
+          <w:p>
+            <w:pPr>
+              <w:pStyle w:val="Compact"/>
+              <w:jc w:val="right"/>
+            </w:pPr>
+            <w:r>
+              <w:rPr>
+                <w:sz w:val="16"/>
+              </w:rPr>
+              <w:t xml:space="preserve">0.390</w:t>
+            </w:r>
+          </w:p>
+        </w:tc>
+        <w:tc>
+          <w:tcPr>
+            <w:tcW w:type="dxa" w:w="813"/>
+          </w:tcPr>
+          <w:p>
+            <w:pPr>
+              <w:pStyle w:val="Compact"/>
+              <w:jc w:val="right"/>
+            </w:pPr>
+            <w:r>
+              <w:rPr>
+                <w:sz w:val="16"/>
+              </w:rPr>
+              <w:t xml:space="preserve">0.471</w:t>
+            </w:r>
+          </w:p>
+        </w:tc>
+        <w:tc>
+          <w:tcPr>
+            <w:tcW w:type="dxa" w:w="813"/>
+          </w:tcPr>
+          <w:p>
+            <w:pPr>
+              <w:pStyle w:val="Compact"/>
+              <w:jc w:val="right"/>
+            </w:pPr>
+            <w:r>
+              <w:rPr>
+                <w:sz w:val="16"/>
+              </w:rPr>
+              <w:t xml:space="preserve">0.609</w:t>
+            </w:r>
+          </w:p>
+        </w:tc>
+      </w:tr>
+      <w:tr>
+        <w:tc>
+          <w:tcPr>
+            <w:tcW w:type="dxa" w:w="13824"/>
+            <w:gridSpan w:val="15"/>
+          </w:tcPr>
+          <w:p>
+            <w:pPr>
+              <w:pStyle w:val="Compact"/>
+              <w:jc w:val="left"/>
+            </w:pPr>
+            <w:r>
+              <w:rPr>
+                <w:i/>
+                <w:iCs/>
+                <w:sz w:val="16"/>
+              </w:rPr>
+              <w:t xml:space="preserve">Routers</w:t>
+            </w:r>
+          </w:p>
+        </w:tc>
+      </w:tr>
+      <w:tr>
+        <w:tc>
+          <w:tcPr>
+            <w:tcW w:type="dxa" w:w="2448"/>
+          </w:tcPr>
+          <w:p>
+            <w:pPr>
+              <w:pStyle w:val="Compact"/>
+              <w:jc w:val="left"/>
+            </w:pPr>
+            <w:r>
+              <w:rPr>
+                <w:sz w:val="16"/>
+              </w:rPr>
+              <w:t xml:space="preserve">LLM Select</w:t>
+            </w:r>
+          </w:p>
+        </w:tc>
+        <w:tc>
+          <w:tcPr>
+            <w:tcW w:type="dxa" w:w="813"/>
+          </w:tcPr>
+          <w:p>
+            <w:pPr>
+              <w:pStyle w:val="Compact"/>
+              <w:jc w:val="right"/>
+            </w:pPr>
+            <w:r>
+              <w:rPr>
+                <w:sz w:val="16"/>
+              </w:rPr>
+              <w:t xml:space="preserve">0.480</w:t>
+            </w:r>
+          </w:p>
+        </w:tc>
+        <w:tc>
+          <w:tcPr>
+            <w:tcW w:type="dxa" w:w="813"/>
+          </w:tcPr>
+          <w:p>
+            <w:pPr>
+              <w:pStyle w:val="Compact"/>
+              <w:jc w:val="right"/>
+            </w:pPr>
+            <w:r>
+              <w:rPr>
+                <w:sz w:val="16"/>
+              </w:rPr>
+              <w:t xml:space="preserve">0.510</w:t>
+            </w:r>
+          </w:p>
+        </w:tc>
+        <w:tc>
+          <w:tcPr>
+            <w:tcW w:type="dxa" w:w="813"/>
+          </w:tcPr>
+          <w:p>
+            <w:pPr>
+              <w:pStyle w:val="Compact"/>
+              <w:jc w:val="right"/>
+            </w:pPr>
+            <w:r>
+              <w:rPr>
+                <w:sz w:val="16"/>
+              </w:rPr>
+              <w:t xml:space="preserve">0.385</w:t>
+            </w:r>
+          </w:p>
+        </w:tc>
+        <w:tc>
+          <w:tcPr>
+            <w:tcW w:type="dxa" w:w="813"/>
+          </w:tcPr>
+          <w:p>
+            <w:pPr>
+              <w:pStyle w:val="Compact"/>
+              <w:jc w:val="right"/>
+            </w:pPr>
+            <w:r>
+              <w:rPr>
+                <w:sz w:val="16"/>
+              </w:rPr>
+              <w:t xml:space="preserve">0.458</w:t>
+            </w:r>
+          </w:p>
+        </w:tc>
+        <w:tc>
+          <w:tcPr>
+            <w:tcW w:type="dxa" w:w="813"/>
+          </w:tcPr>
+          <w:p>
+            <w:pPr>
+              <w:pStyle w:val="Compact"/>
+              <w:jc w:val="right"/>
+            </w:pPr>
+            <w:r>
+              <w:rPr>
+                <w:sz w:val="16"/>
+              </w:rPr>
+              <w:t xml:space="preserve">0.266</w:t>
+            </w:r>
+          </w:p>
+        </w:tc>
+        <w:tc>
+          <w:tcPr>
+            <w:tcW w:type="dxa" w:w="813"/>
+          </w:tcPr>
+          <w:p>
+            <w:pPr>
+              <w:pStyle w:val="Compact"/>
+              <w:jc w:val="right"/>
+            </w:pPr>
+            <w:r>
+              <w:rPr>
+                <w:sz w:val="16"/>
+              </w:rPr>
+              <w:t xml:space="preserve">0.394</w:t>
+            </w:r>
+          </w:p>
+        </w:tc>
+        <w:tc>
+          <w:tcPr>
+            <w:tcW w:type="dxa" w:w="813"/>
+          </w:tcPr>
+          <w:p>
+            <w:pPr>
+              <w:pStyle w:val="Compact"/>
+              <w:jc w:val="right"/>
+            </w:pPr>
+            <w:r>
+              <w:rPr>
+                <w:sz w:val="16"/>
+              </w:rPr>
+              <w:t xml:space="preserve">0.745</w:t>
+            </w:r>
+          </w:p>
+        </w:tc>
+        <w:tc>
+          <w:tcPr>
+            <w:tcW w:type="dxa" w:w="813"/>
+          </w:tcPr>
+          <w:p>
+            <w:pPr>
+              <w:pStyle w:val="Compact"/>
+              <w:jc w:val="right"/>
+            </w:pPr>
+            <w:r>
+              <w:rPr>
+                <w:sz w:val="16"/>
+              </w:rPr>
+              <w:t xml:space="preserve">0.834</w:t>
+            </w:r>
+          </w:p>
+        </w:tc>
+        <w:tc>
+          <w:tcPr>
+            <w:tcW w:type="dxa" w:w="813"/>
+          </w:tcPr>
+          <w:p>
+            <w:pPr>
+              <w:pStyle w:val="Compact"/>
+              <w:jc w:val="right"/>
+            </w:pPr>
+            <w:r>
+              <w:rPr>
+                <w:sz w:val="16"/>
+              </w:rPr>
+              <w:t xml:space="preserve">0.683</w:t>
+            </w:r>
+          </w:p>
+        </w:tc>
+        <w:tc>
+          <w:tcPr>
+            <w:tcW w:type="dxa" w:w="813"/>
+          </w:tcPr>
+          <w:p>
+            <w:pPr>
+              <w:pStyle w:val="Compact"/>
+              <w:jc w:val="right"/>
+            </w:pPr>
+            <w:r>
+              <w:rPr>
+                <w:sz w:val="16"/>
+              </w:rPr>
+              <w:t xml:space="preserve">0.819</w:t>
+            </w:r>
+          </w:p>
+        </w:tc>
+        <w:tc>
+          <w:tcPr>
+            <w:tcW w:type="dxa" w:w="813"/>
+          </w:tcPr>
+          <w:p>
+            <w:pPr>
+              <w:pStyle w:val="Compact"/>
+              <w:jc w:val="right"/>
+            </w:pPr>
+            <w:r>
+              <w:rPr>
+                <w:sz w:val="16"/>
+              </w:rPr>
+              <w:t xml:space="preserve">0.437</w:t>
+            </w:r>
+          </w:p>
+        </w:tc>
+        <w:tc>
+          <w:tcPr>
+            <w:tcW w:type="dxa" w:w="813"/>
+          </w:tcPr>
+          <w:p>
+            <w:pPr>
+              <w:pStyle w:val="Compact"/>
+              <w:jc w:val="right"/>
+            </w:pPr>
+            <w:r>
+              <w:rPr>
+                <w:sz w:val="16"/>
+              </w:rPr>
+              <w:t xml:space="preserve">0.547</w:t>
+            </w:r>
+          </w:p>
+        </w:tc>
+        <w:tc>
+          <w:tcPr>
+            <w:tcW w:type="dxa" w:w="813"/>
+          </w:tcPr>
+          <w:p>
+            <w:pPr>
+              <w:pStyle w:val="Compact"/>
+              <w:jc w:val="right"/>
+            </w:pPr>
+            <w:r>
+              <w:rPr>
+                <w:sz w:val="16"/>
+              </w:rPr>
+              <w:t xml:space="preserve">0.519</w:t>
+            </w:r>
+          </w:p>
+        </w:tc>
+        <w:tc>
+          <w:tcPr>
+            <w:tcW w:type="dxa" w:w="813"/>
+          </w:tcPr>
+          <w:p>
+            <w:pPr>
+              <w:pStyle w:val="Compact"/>
+              <w:jc w:val="right"/>
+            </w:pPr>
+            <w:r>
+              <w:rPr>
+                <w:sz w:val="16"/>
+              </w:rPr>
+              <w:t xml:space="preserve">0.616</w:t>
+            </w:r>
+          </w:p>
+        </w:tc>
+      </w:tr>
+      <w:tr>
+        <w:tc>
+          <w:tcPr>
+            <w:tcW w:type="dxa" w:w="2448"/>
+          </w:tcPr>
+          <w:p>
+            <w:pPr>
+              <w:pStyle w:val="Compact"/>
+              <w:jc w:val="left"/>
+            </w:pPr>
+            <w:r>
+              <w:rPr>
+                <w:sz w:val="16"/>
+              </w:rPr>
+              <w:t xml:space="preserve">SkillRouter</w:t>
+            </w:r>
+          </w:p>
+        </w:tc>
+        <w:tc>
+          <w:tcPr>
+            <w:tcW w:type="dxa" w:w="813"/>
+          </w:tcPr>
+          <w:p>
+            <w:pPr>
+              <w:pStyle w:val="Compact"/>
+              <w:jc w:val="right"/>
+            </w:pPr>
+            <w:r>
+              <w:rPr>
+                <w:sz w:val="16"/>
+              </w:rPr>
+              <w:t xml:space="preserve">0.366</w:t>
+            </w:r>
+          </w:p>
+        </w:tc>
+        <w:tc>
+          <w:tcPr>
+            <w:tcW w:type="dxa" w:w="813"/>
+          </w:tcPr>
+          <w:p>
+            <w:pPr>
+              <w:pStyle w:val="Compact"/>
+              <w:jc w:val="right"/>
+            </w:pPr>
+            <w:r>
+              <w:rPr>
+                <w:sz w:val="16"/>
+              </w:rPr>
+              <w:t xml:space="preserve">0.299</w:t>
+            </w:r>
+          </w:p>
+        </w:tc>
+        <w:tc>
+          <w:tcPr>
+            <w:tcW w:type="dxa" w:w="813"/>
+          </w:tcPr>
+          <w:p>
+            <w:pPr>
+              <w:pStyle w:val="Compact"/>
+              <w:jc w:val="right"/>
+            </w:pPr>
+            <w:r>
+              <w:rPr>
+                <w:sz w:val="16"/>
+                <w:u w:val="single"/>
+              </w:rPr>
+              <w:t xml:space="preserve">0.449</w:t>
+            </w:r>
+          </w:p>
+        </w:tc>
+        <w:tc>
+          <w:tcPr>
+            <w:tcW w:type="dxa" w:w="813"/>
+          </w:tcPr>
+          <w:p>
+            <w:pPr>
+              <w:pStyle w:val="Compact"/>
+              <w:jc w:val="right"/>
+            </w:pPr>
+            <w:r>
+              <w:rPr>
+                <w:sz w:val="16"/>
+                <w:u w:val="single"/>
+              </w:rPr>
+              <w:t xml:space="preserve">0.476</w:t>
+            </w:r>
+          </w:p>
+        </w:tc>
+        <w:tc>
+          <w:tcPr>
+            <w:tcW w:type="dxa" w:w="813"/>
+          </w:tcPr>
+          <w:p>
+            <w:pPr>
+              <w:pStyle w:val="Compact"/>
+              <w:jc w:val="right"/>
+            </w:pPr>
+            <w:r>
+              <w:rPr>
+                <w:sz w:val="16"/>
+                <w:u w:val="single"/>
+              </w:rPr>
+              <w:t xml:space="preserve">0.269</w:t>
+            </w:r>
+          </w:p>
+        </w:tc>
+        <w:tc>
+          <w:tcPr>
+            <w:tcW w:type="dxa" w:w="813"/>
+          </w:tcPr>
+          <w:p>
+            <w:pPr>
+              <w:pStyle w:val="Compact"/>
+              <w:jc w:val="right"/>
+            </w:pPr>
+            <w:r>
+              <w:rPr>
+                <w:sz w:val="16"/>
+                <w:u w:val="single"/>
+              </w:rPr>
+              <w:t xml:space="preserve">0.416</w:t>
+            </w:r>
+          </w:p>
+        </w:tc>
+        <w:tc>
+          <w:tcPr>
+            <w:tcW w:type="dxa" w:w="813"/>
+          </w:tcPr>
+          <w:p>
+            <w:pPr>
+              <w:pStyle w:val="Compact"/>
+              <w:jc w:val="right"/>
+            </w:pPr>
+            <w:r>
+              <w:rPr>
+                <w:sz w:val="16"/>
+                <w:u w:val="single"/>
+              </w:rPr>
+              <w:t xml:space="preserve">0.974</w:t>
+            </w:r>
+          </w:p>
+        </w:tc>
+        <w:tc>
+          <w:tcPr>
+            <w:tcW w:type="dxa" w:w="813"/>
+          </w:tcPr>
+          <w:p>
+            <w:pPr>
+              <w:pStyle w:val="Compact"/>
+              <w:jc w:val="right"/>
+            </w:pPr>
+            <w:r>
+              <w:rPr>
+                <w:sz w:val="16"/>
+                <w:u w:val="single"/>
+              </w:rPr>
+              <w:t xml:space="preserve">0.981</w:t>
+            </w:r>
+          </w:p>
+        </w:tc>
+        <w:tc>
+          <w:tcPr>
+            <w:tcW w:type="dxa" w:w="813"/>
+          </w:tcPr>
+          <w:p>
+            <w:pPr>
+              <w:pStyle w:val="Compact"/>
+              <w:jc w:val="right"/>
+            </w:pPr>
+            <w:r>
+              <w:rPr>
+                <w:b/>
+                <w:bCs/>
+                <w:sz w:val="16"/>
+              </w:rPr>
+              <w:t xml:space="preserve">0.816</w:t>
+            </w:r>
+          </w:p>
+        </w:tc>
+        <w:tc>
+          <w:tcPr>
+            <w:tcW w:type="dxa" w:w="813"/>
+          </w:tcPr>
+          <w:p>
+            <w:pPr>
+              <w:pStyle w:val="Compact"/>
+              <w:jc w:val="right"/>
+            </w:pPr>
+            <w:r>
+              <w:rPr>
+                <w:b/>
+                <w:bCs/>
+                <w:sz w:val="16"/>
+              </w:rPr>
+              <w:t xml:space="preserve">0.860</w:t>
+            </w:r>
+          </w:p>
+        </w:tc>
+        <w:tc>
+          <w:tcPr>
+            <w:tcW w:type="dxa" w:w="813"/>
+          </w:tcPr>
+          <w:p>
+            <w:pPr>
+              <w:pStyle w:val="Compact"/>
+              <w:jc w:val="right"/>
+            </w:pPr>
+            <w:r>
+              <w:rPr>
+                <w:sz w:val="16"/>
+                <w:u w:val="single"/>
+              </w:rPr>
+              <w:t xml:space="preserve">0.600</w:t>
+            </w:r>
+          </w:p>
+        </w:tc>
+        <w:tc>
+          <w:tcPr>
+            <w:tcW w:type="dxa" w:w="813"/>
+          </w:tcPr>
+          <w:p>
+            <w:pPr>
+              <w:pStyle w:val="Compact"/>
+              <w:jc w:val="right"/>
+            </w:pPr>
+            <w:r>
+              <w:rPr>
+                <w:sz w:val="16"/>
+                <w:u w:val="single"/>
+              </w:rPr>
+              <w:t xml:space="preserve">0.711</w:t>
+            </w:r>
+          </w:p>
+        </w:tc>
+        <w:tc>
+          <w:tcPr>
+            <w:tcW w:type="dxa" w:w="813"/>
+          </w:tcPr>
+          <w:p>
+            <w:pPr>
+              <w:pStyle w:val="Compact"/>
+              <w:jc w:val="right"/>
+            </w:pPr>
+            <w:r>
+              <w:rPr>
+                <w:sz w:val="16"/>
+                <w:u w:val="single"/>
+              </w:rPr>
+              <w:t xml:space="preserve">0.619</w:t>
+            </w:r>
+          </w:p>
+        </w:tc>
+        <w:tc>
+          <w:tcPr>
+            <w:tcW w:type="dxa" w:w="813"/>
+          </w:tcPr>
+          <w:p>
+            <w:pPr>
+              <w:pStyle w:val="Compact"/>
+              <w:jc w:val="right"/>
+            </w:pPr>
+            <w:r>
+              <w:rPr>
+                <w:sz w:val="16"/>
+                <w:u w:val="single"/>
+              </w:rPr>
+              <w:t xml:space="preserve">0.671</w:t>
+            </w:r>
+          </w:p>
+        </w:tc>
+      </w:tr>
+      <w:tr>
+        <w:tc>
+          <w:tcPr>
+            <w:tcW w:type="dxa" w:w="2448"/>
+          </w:tcPr>
+          <w:p>
+            <w:pPr>
+              <w:pStyle w:val="Compact"/>
+              <w:jc w:val="left"/>
+            </w:pPr>
+            <w:r>
+              <w:rPr>
+                <w:sz w:val="16"/>
+              </w:rPr>
+              <w:t xml:space="preserve">SkillDAG</w:t>
+            </w:r>
+          </w:p>
+        </w:tc>
+        <w:tc>
+          <w:tcPr>
+            <w:tcW w:type="dxa" w:w="813"/>
+          </w:tcPr>
+          <w:p>
+            <w:pPr>
+              <w:pStyle w:val="Compact"/>
+              <w:jc w:val="right"/>
+            </w:pPr>
+            <w:r>
+              <w:rPr>
+                <w:sz w:val="16"/>
+              </w:rPr>
+              <w:t xml:space="preserve">0.612</w:t>
+            </w:r>
+          </w:p>
+        </w:tc>
+        <w:tc>
+          <w:tcPr>
+            <w:tcW w:type="dxa" w:w="813"/>
+          </w:tcPr>
+          <w:p>
+            <w:pPr>
+              <w:pStyle w:val="Compact"/>
+              <w:jc w:val="right"/>
+            </w:pPr>
+            <w:r>
+              <w:rPr>
+                <w:sz w:val="16"/>
+              </w:rPr>
+              <w:t xml:space="preserve">0.600</w:t>
+            </w:r>
+          </w:p>
+        </w:tc>
+        <w:tc>
+          <w:tcPr>
+            <w:tcW w:type="dxa" w:w="813"/>
+          </w:tcPr>
+          <w:p>
+            <w:pPr>
+              <w:pStyle w:val="Compact"/>
+              <w:jc w:val="right"/>
+            </w:pPr>
+            <w:r>
+              <w:rPr>
+                <w:sz w:val="16"/>
+              </w:rPr>
+              <w:t xml:space="preserve">0.359</w:t>
+            </w:r>
+          </w:p>
+        </w:tc>
+        <w:tc>
+          <w:tcPr>
+            <w:tcW w:type="dxa" w:w="813"/>
+          </w:tcPr>
+          <w:p>
+            <w:pPr>
+              <w:pStyle w:val="Compact"/>
+              <w:jc w:val="right"/>
+            </w:pPr>
+            <w:r>
+              <w:rPr>
+                <w:sz w:val="16"/>
+              </w:rPr>
+              <w:t xml:space="preserve">0.453</w:t>
+            </w:r>
+          </w:p>
+        </w:tc>
+        <w:tc>
+          <w:tcPr>
+            <w:tcW w:type="dxa" w:w="813"/>
+          </w:tcPr>
+          <w:p>
+            <w:pPr>
+              <w:pStyle w:val="Compact"/>
+              <w:jc w:val="right"/>
+            </w:pPr>
+            <w:r>
+              <w:rPr>
+                <w:sz w:val="16"/>
+              </w:rPr>
+              <w:t xml:space="preserve">0.143</w:t>
+            </w:r>
+          </w:p>
+        </w:tc>
+        <w:tc>
+          <w:tcPr>
+            <w:tcW w:type="dxa" w:w="813"/>
+          </w:tcPr>
+          <w:p>
+            <w:pPr>
+              <w:pStyle w:val="Compact"/>
+              <w:jc w:val="right"/>
+            </w:pPr>
+            <w:r>
+              <w:rPr>
+                <w:sz w:val="16"/>
+              </w:rPr>
+              <w:t xml:space="preserve">0.378</w:t>
+            </w:r>
+          </w:p>
+        </w:tc>
+        <w:tc>
+          <w:tcPr>
+            <w:tcW w:type="dxa" w:w="813"/>
+          </w:tcPr>
+          <w:p>
+            <w:pPr>
+              <w:pStyle w:val="Compact"/>
+              <w:jc w:val="right"/>
+            </w:pPr>
+            <w:r>
+              <w:rPr>
+                <w:sz w:val="16"/>
+              </w:rPr>
+              <w:t xml:space="preserve">0.709</w:t>
+            </w:r>
+          </w:p>
+        </w:tc>
+        <w:tc>
+          <w:tcPr>
+            <w:tcW w:type="dxa" w:w="813"/>
+          </w:tcPr>
+          <w:p>
+            <w:pPr>
+              <w:pStyle w:val="Compact"/>
+              <w:jc w:val="right"/>
+            </w:pPr>
+            <w:r>
+              <w:rPr>
+                <w:sz w:val="16"/>
+              </w:rPr>
+              <w:t xml:space="preserve">0.785</w:t>
+            </w:r>
+          </w:p>
+        </w:tc>
+        <w:tc>
+          <w:tcPr>
+            <w:tcW w:type="dxa" w:w="813"/>
+          </w:tcPr>
+          <w:p>
+            <w:pPr>
+              <w:pStyle w:val="Compact"/>
+              <w:jc w:val="right"/>
+            </w:pPr>
+            <w:r>
+              <w:rPr>
+                <w:sz w:val="16"/>
+              </w:rPr>
+              <w:t xml:space="preserve">0.651</w:t>
+            </w:r>
+          </w:p>
+        </w:tc>
+        <w:tc>
+          <w:tcPr>
+            <w:tcW w:type="dxa" w:w="813"/>
+          </w:tcPr>
+          <w:p>
+            <w:pPr>
+              <w:pStyle w:val="Compact"/>
+              <w:jc w:val="right"/>
+            </w:pPr>
+            <w:r>
+              <w:rPr>
+                <w:sz w:val="16"/>
+              </w:rPr>
+              <w:t xml:space="preserve">0.781</w:t>
+            </w:r>
+          </w:p>
+        </w:tc>
+        <w:tc>
+          <w:tcPr>
+            <w:tcW w:type="dxa" w:w="813"/>
+          </w:tcPr>
+          <w:p>
+            <w:pPr>
+              <w:pStyle w:val="Compact"/>
+              <w:jc w:val="right"/>
+            </w:pPr>
+            <w:r>
+              <w:rPr>
+                <w:sz w:val="16"/>
+              </w:rPr>
+              <w:t xml:space="preserve">0.161</w:t>
+            </w:r>
+          </w:p>
+        </w:tc>
+        <w:tc>
+          <w:tcPr>
+            <w:tcW w:type="dxa" w:w="813"/>
+          </w:tcPr>
+          <w:p>
+            <w:pPr>
+              <w:pStyle w:val="Compact"/>
+              <w:jc w:val="right"/>
+            </w:pPr>
+            <w:r>
+              <w:rPr>
+                <w:sz w:val="16"/>
+              </w:rPr>
+              <w:t xml:space="preserve">0.421</w:t>
+            </w:r>
+          </w:p>
+        </w:tc>
+        <w:tc>
+          <w:tcPr>
+            <w:tcW w:type="dxa" w:w="813"/>
+          </w:tcPr>
+          <w:p>
+            <w:pPr>
+              <w:pStyle w:val="Compact"/>
+              <w:jc w:val="right"/>
+            </w:pPr>
+            <w:r>
+              <w:rPr>
+                <w:sz w:val="16"/>
+              </w:rPr>
+              <w:t xml:space="preserve">0.429</w:t>
+            </w:r>
+          </w:p>
+        </w:tc>
+        <w:tc>
+          <w:tcPr>
+            <w:tcW w:type="dxa" w:w="813"/>
+          </w:tcPr>
+          <w:p>
+            <w:pPr>
+              <w:pStyle w:val="Compact"/>
+              <w:jc w:val="right"/>
+            </w:pPr>
+            <w:r>
+              <w:rPr>
+                <w:sz w:val="16"/>
+              </w:rPr>
+              <w:t xml:space="preserve">0.576</w:t>
+            </w:r>
+          </w:p>
+        </w:tc>
+      </w:tr>
+      <w:tr>
+        <w:tc>
+          <w:tcPr>
+            <w:tcW w:type="dxa" w:w="2448"/>
+          </w:tcPr>
+          <w:p>
+            <w:pPr>
+              <w:pStyle w:val="Compact"/>
+              <w:jc w:val="left"/>
+            </w:pPr>
+            <w:r>
+              <w:rPr>
+                <w:sz w:val="16"/>
+              </w:rPr>
+              <w:t xml:space="preserve">Skill-Pro</w:t>
+            </w:r>
+          </w:p>
+        </w:tc>
+        <w:tc>
+          <w:tcPr>
+            <w:tcW w:type="dxa" w:w="813"/>
+          </w:tcPr>
+          <w:p>
+            <w:pPr>
+              <w:pStyle w:val="Compact"/>
+              <w:jc w:val="right"/>
+            </w:pPr>
+            <w:r>
+              <w:rPr>
+                <w:sz w:val="16"/>
+              </w:rPr>
+              <w:t xml:space="preserve">0.238</w:t>
+            </w:r>
+          </w:p>
+        </w:tc>
+        <w:tc>
+          <w:tcPr>
+            <w:tcW w:type="dxa" w:w="813"/>
+          </w:tcPr>
+          <w:p>
+            <w:pPr>
+              <w:pStyle w:val="Compact"/>
+              <w:jc w:val="right"/>
+            </w:pPr>
+            <w:r>
+              <w:rPr>
+                <w:sz w:val="16"/>
+              </w:rPr>
+              <w:t xml:space="preserve">0.446</w:t>
+            </w:r>
+          </w:p>
+        </w:tc>
+        <w:tc>
+          <w:tcPr>
+            <w:tcW w:type="dxa" w:w="813"/>
+          </w:tcPr>
+          <w:p>
+            <w:pPr>
+              <w:pStyle w:val="Compact"/>
+              <w:jc w:val="right"/>
+            </w:pPr>
+            <w:r>
+              <w:rPr>
+                <w:sz w:val="16"/>
+              </w:rPr>
+              <w:t xml:space="preserve">0.218</w:t>
+            </w:r>
+          </w:p>
+        </w:tc>
+        <w:tc>
+          <w:tcPr>
+            <w:tcW w:type="dxa" w:w="813"/>
+          </w:tcPr>
+          <w:p>
+            <w:pPr>
+              <w:pStyle w:val="Compact"/>
+              <w:jc w:val="right"/>
+            </w:pPr>
+            <w:r>
+              <w:rPr>
+                <w:sz w:val="16"/>
+              </w:rPr>
+              <w:t xml:space="preserve">0.395</w:t>
+            </w:r>
+          </w:p>
+        </w:tc>
+        <w:tc>
+          <w:tcPr>
+            <w:tcW w:type="dxa" w:w="813"/>
+          </w:tcPr>
+          <w:p>
+            <w:pPr>
+              <w:pStyle w:val="Compact"/>
+              <w:jc w:val="right"/>
+            </w:pPr>
+            <w:r>
+              <w:rPr>
+                <w:sz w:val="16"/>
+              </w:rPr>
+              <w:t xml:space="preserve">0.161</w:t>
+            </w:r>
+          </w:p>
+        </w:tc>
+        <w:tc>
+          <w:tcPr>
+            <w:tcW w:type="dxa" w:w="813"/>
+          </w:tcPr>
+          <w:p>
+            <w:pPr>
+              <w:pStyle w:val="Compact"/>
+              <w:jc w:val="right"/>
+            </w:pPr>
+            <w:r>
+              <w:rPr>
+                <w:sz w:val="16"/>
+              </w:rPr>
+              <w:t xml:space="preserve">0.317</w:t>
+            </w:r>
+          </w:p>
+        </w:tc>
+        <w:tc>
+          <w:tcPr>
+            <w:tcW w:type="dxa" w:w="813"/>
+          </w:tcPr>
+          <w:p>
+            <w:pPr>
+              <w:pStyle w:val="Compact"/>
+              <w:jc w:val="right"/>
+            </w:pPr>
+            <w:r>
+              <w:rPr>
+                <w:sz w:val="16"/>
+              </w:rPr>
+              <w:t xml:space="preserve">0.705</w:t>
+            </w:r>
+          </w:p>
+        </w:tc>
+        <w:tc>
+          <w:tcPr>
+            <w:tcW w:type="dxa" w:w="813"/>
+          </w:tcPr>
+          <w:p>
+            <w:pPr>
+              <w:pStyle w:val="Compact"/>
+              <w:jc w:val="right"/>
+            </w:pPr>
+            <w:r>
+              <w:rPr>
+                <w:sz w:val="16"/>
+              </w:rPr>
+              <w:t xml:space="preserve">0.850</w:t>
+            </w:r>
+          </w:p>
+        </w:tc>
+        <w:tc>
+          <w:tcPr>
+            <w:tcW w:type="dxa" w:w="813"/>
+          </w:tcPr>
+          <w:p>
+            <w:pPr>
+              <w:pStyle w:val="Compact"/>
+              <w:jc w:val="right"/>
+            </w:pPr>
+            <w:r>
+              <w:rPr>
+                <w:sz w:val="16"/>
+              </w:rPr>
+              <w:t xml:space="preserve">0.460</w:t>
+            </w:r>
+          </w:p>
+        </w:tc>
+        <w:tc>
+          <w:tcPr>
+            <w:tcW w:type="dxa" w:w="813"/>
+          </w:tcPr>
+          <w:p>
+            <w:pPr>
+              <w:pStyle w:val="Compact"/>
+              <w:jc w:val="right"/>
+            </w:pPr>
+            <w:r>
+              <w:rPr>
+                <w:sz w:val="16"/>
+              </w:rPr>
+              <w:t xml:space="preserve">0.712</w:t>
+            </w:r>
+          </w:p>
+        </w:tc>
+        <w:tc>
+          <w:tcPr>
+            <w:tcW w:type="dxa" w:w="813"/>
+          </w:tcPr>
+          <w:p>
+            <w:pPr>
+              <w:pStyle w:val="Compact"/>
+              <w:jc w:val="right"/>
+            </w:pPr>
+            <w:r>
+              <w:rPr>
+                <w:sz w:val="16"/>
+              </w:rPr>
+              <w:t xml:space="preserve">0.402</w:t>
+            </w:r>
+          </w:p>
+        </w:tc>
+        <w:tc>
+          <w:tcPr>
+            <w:tcW w:type="dxa" w:w="813"/>
+          </w:tcPr>
+          <w:p>
+            <w:pPr>
+              <w:pStyle w:val="Compact"/>
+              <w:jc w:val="right"/>
+            </w:pPr>
+            <w:r>
+              <w:rPr>
+                <w:sz w:val="16"/>
+              </w:rPr>
+              <w:t xml:space="preserve">0.527</w:t>
+            </w:r>
+          </w:p>
+        </w:tc>
+        <w:tc>
+          <w:tcPr>
+            <w:tcW w:type="dxa" w:w="813"/>
+          </w:tcPr>
+          <w:p>
+            <w:pPr>
+              <w:pStyle w:val="Compact"/>
+              <w:jc w:val="right"/>
+            </w:pPr>
+            <w:r>
+              <w:rPr>
+                <w:sz w:val="16"/>
+              </w:rPr>
+              <w:t xml:space="preserve">0.407</w:t>
+            </w:r>
+          </w:p>
+        </w:tc>
+        <w:tc>
+          <w:tcPr>
+            <w:tcW w:type="dxa" w:w="813"/>
+          </w:tcPr>
+          <w:p>
+            <w:pPr>
+              <w:pStyle w:val="Compact"/>
+              <w:jc w:val="right"/>
+            </w:pPr>
+            <w:r>
+              <w:rPr>
+                <w:sz w:val="16"/>
+              </w:rPr>
+              <w:t xml:space="preserve">0.574</w:t>
+            </w:r>
+          </w:p>
+        </w:tc>
+      </w:tr>
+      <w:tr>
+        <w:tc>
+          <w:tcPr>
+            <w:tcW w:type="dxa" w:w="2448"/>
+          </w:tcPr>
+          <w:p>
+            <w:pPr>
+              <w:pStyle w:val="Compact"/>
+              <w:jc w:val="left"/>
+            </w:pPr>
+            <m:oMath>
+              <m:sSub>
+                <m:e>
+                  <m:r>
+                    <m:rPr>
+                      <m:sty m:val="p"/>
+                    </m:rPr>
+                    <m:t>R</m:t>
+                  </m:r>
+                  <m:r>
+                    <m:rPr>
+                      <m:sty m:val="p"/>
+                    </m:rPr>
+                    <m:t>o</m:t>
+                  </m:r>
+                  <m:r>
+                    <m:rPr>
+                      <m:sty m:val="p"/>
+                    </m:rPr>
+                    <m:t>u</m:t>
+                  </m:r>
+                  <m:r>
+                    <m:rPr>
+                      <m:sty m:val="p"/>
+                    </m:rPr>
+                    <m:t>t</m:t>
+                  </m:r>
+                  <m:r>
+                    <m:rPr>
+                      <m:sty m:val="p"/>
+                    </m:rPr>
+                    <m:t>e</m:t>
+                  </m:r>
+                  <m:r>
+                    <m:rPr>
+                      <m:sty m:val="p"/>
+                    </m:rPr>
+                    <m:t>r</m:t>
+                  </m:r>
+                  <m:r>
+                    <m:rPr>
+                      <m:sty m:val="p"/>
+                    </m:rPr>
+                    <m:t>B</m:t>
+                  </m:r>
+                  <m:r>
+                    <m:rPr>
+                      <m:sty m:val="p"/>
+                    </m:rPr>
+                    <m:t>S</m:t>
+                  </m:r>
+                  <m:r>
+                    <m:rPr>
+                      <m:sty m:val="p"/>
+                    </m:rPr>
+                    <m:t>I</m:t>
+                  </m:r>
+                </m:e>
+                <m:sub>
+                  <m:r>
+                    <m:rPr>
+                      <m:sty m:val="p"/>
+                    </m:rPr>
+                    <m:t>i</m:t>
+                  </m:r>
+                  <m:r>
+                    <m:rPr>
+                      <m:sty m:val="p"/>
+                    </m:rPr>
+                    <m:t>n</m:t>
+                  </m:r>
+                  <m:r>
+                    <m:rPr>
+                      <m:sty m:val="p"/>
+                    </m:rPr>
+                    <m:t>i</m:t>
+                  </m:r>
+                  <m:r>
+                    <m:rPr>
+                      <m:sty m:val="p"/>
+                    </m:rPr>
+                    <m:t>t</m:t>
+                  </m:r>
+                </m:sub>
+              </m:sSub>
+            </m:oMath>
+          </w:p>
+        </w:tc>
+        <w:tc>
+          <w:tcPr>
+            <w:tcW w:type="dxa" w:w="813"/>
+          </w:tcPr>
+          <w:p>
+            <w:pPr>
+              <w:pStyle w:val="Compact"/>
+              <w:jc w:val="right"/>
+            </w:pPr>
+            <w:r>
+              <w:rPr>
+                <w:sz w:val="16"/>
+              </w:rPr>
+              <w:t xml:space="preserve">0.466</w:t>
+            </w:r>
+          </w:p>
+        </w:tc>
+        <w:tc>
+          <w:tcPr>
+            <w:tcW w:type="dxa" w:w="813"/>
+          </w:tcPr>
+          <w:p>
+            <w:pPr>
+              <w:pStyle w:val="Compact"/>
+              <w:jc w:val="right"/>
+            </w:pPr>
+            <w:r>
+              <w:rPr>
+                <w:sz w:val="16"/>
+              </w:rPr>
+              <w:t xml:space="preserve">0.417</w:t>
+            </w:r>
+          </w:p>
+        </w:tc>
+        <w:tc>
+          <w:tcPr>
+            <w:tcW w:type="dxa" w:w="813"/>
+          </w:tcPr>
+          <w:p>
+            <w:pPr>
+              <w:pStyle w:val="Compact"/>
+              <w:jc w:val="right"/>
+            </w:pPr>
+            <w:r>
+              <w:rPr>
+                <w:sz w:val="16"/>
+              </w:rPr>
+              <w:t xml:space="preserve">0.346</w:t>
+            </w:r>
+          </w:p>
+        </w:tc>
+        <w:tc>
+          <w:tcPr>
+            <w:tcW w:type="dxa" w:w="813"/>
+          </w:tcPr>
+          <w:p>
+            <w:pPr>
+              <w:pStyle w:val="Compact"/>
+              <w:jc w:val="right"/>
+            </w:pPr>
+            <w:r>
+              <w:rPr>
+                <w:sz w:val="16"/>
+              </w:rPr>
+              <w:t xml:space="preserve">0.435</w:t>
+            </w:r>
+          </w:p>
+        </w:tc>
+        <w:tc>
+          <w:tcPr>
+            <w:tcW w:type="dxa" w:w="813"/>
+          </w:tcPr>
+          <w:p>
+            <w:pPr>
+              <w:pStyle w:val="Compact"/>
+              <w:jc w:val="right"/>
+            </w:pPr>
+            <w:r>
+              <w:rPr>
+                <w:sz w:val="16"/>
+              </w:rPr>
+              <w:t xml:space="preserve">0.184</w:t>
+            </w:r>
+          </w:p>
+        </w:tc>
+        <w:tc>
+          <w:tcPr>
+            <w:tcW w:type="dxa" w:w="813"/>
+          </w:tcPr>
+          <w:p>
+            <w:pPr>
+              <w:pStyle w:val="Compact"/>
+              <w:jc w:val="right"/>
+            </w:pPr>
+            <w:r>
+              <w:rPr>
+                <w:sz w:val="16"/>
+              </w:rPr>
+              <w:t xml:space="preserve">0.341</w:t>
+            </w:r>
+          </w:p>
+        </w:tc>
+        <w:tc>
+          <w:tcPr>
+            <w:tcW w:type="dxa" w:w="813"/>
+          </w:tcPr>
+          <w:p>
+            <w:pPr>
+              <w:pStyle w:val="Compact"/>
+              <w:jc w:val="right"/>
+            </w:pPr>
+            <w:r>
+              <w:rPr>
+                <w:sz w:val="16"/>
+              </w:rPr>
+              <w:t xml:space="preserve">0.830</w:t>
+            </w:r>
+          </w:p>
+        </w:tc>
+        <w:tc>
+          <w:tcPr>
+            <w:tcW w:type="dxa" w:w="813"/>
+          </w:tcPr>
+          <w:p>
+            <w:pPr>
+              <w:pStyle w:val="Compact"/>
+              <w:jc w:val="right"/>
+            </w:pPr>
+            <w:r>
+              <w:rPr>
+                <w:sz w:val="16"/>
+              </w:rPr>
+              <w:t xml:space="preserve">0.877</w:t>
+            </w:r>
+          </w:p>
+        </w:tc>
+        <w:tc>
+          <w:tcPr>
+            <w:tcW w:type="dxa" w:w="813"/>
+          </w:tcPr>
+          <w:p>
+            <w:pPr>
+              <w:pStyle w:val="Compact"/>
+              <w:jc w:val="right"/>
+            </w:pPr>
+            <w:r>
+              <w:rPr>
+                <w:sz w:val="16"/>
+              </w:rPr>
+              <w:t xml:space="preserve">0.559</w:t>
+            </w:r>
+          </w:p>
+        </w:tc>
+        <w:tc>
+          <w:tcPr>
+            <w:tcW w:type="dxa" w:w="813"/>
+          </w:tcPr>
+          <w:p>
+            <w:pPr>
+              <w:pStyle w:val="Compact"/>
+              <w:jc w:val="right"/>
+            </w:pPr>
+            <w:r>
+              <w:rPr>
+                <w:sz w:val="16"/>
+              </w:rPr>
+              <w:t xml:space="preserve">0.726</w:t>
+            </w:r>
+          </w:p>
+        </w:tc>
+        <w:tc>
+          <w:tcPr>
+            <w:tcW w:type="dxa" w:w="813"/>
+          </w:tcPr>
+          <w:p>
+            <w:pPr>
+              <w:pStyle w:val="Compact"/>
+              <w:jc w:val="right"/>
+            </w:pPr>
+            <w:r>
+              <w:rPr>
+                <w:sz w:val="16"/>
+              </w:rPr>
+              <w:t xml:space="preserve">0.290</w:t>
+            </w:r>
+          </w:p>
+        </w:tc>
+        <w:tc>
+          <w:tcPr>
+            <w:tcW w:type="dxa" w:w="813"/>
+          </w:tcPr>
+          <w:p>
+            <w:pPr>
+              <w:pStyle w:val="Compact"/>
+              <w:jc w:val="right"/>
+            </w:pPr>
+            <w:r>
+              <w:rPr>
+                <w:sz w:val="16"/>
+              </w:rPr>
+              <w:t xml:space="preserve">0.453</w:t>
+            </w:r>
+          </w:p>
+        </w:tc>
+        <w:tc>
+          <w:tcPr>
+            <w:tcW w:type="dxa" w:w="813"/>
+          </w:tcPr>
+          <w:p>
+            <w:pPr>
+              <w:pStyle w:val="Compact"/>
+              <w:jc w:val="right"/>
+            </w:pPr>
+            <w:r>
+              <w:rPr>
+                <w:sz w:val="16"/>
+              </w:rPr>
+              <w:t xml:space="preserve">0.462</w:t>
+            </w:r>
+          </w:p>
+        </w:tc>
+        <w:tc>
+          <w:tcPr>
+            <w:tcW w:type="dxa" w:w="813"/>
+          </w:tcPr>
+          <w:p>
+            <w:pPr>
+              <w:pStyle w:val="Compact"/>
+              <w:jc w:val="right"/>
+            </w:pPr>
+            <w:r>
+              <w:rPr>
+                <w:sz w:val="16"/>
+              </w:rPr>
+              <w:t xml:space="preserve">0.561</w:t>
+            </w:r>
+          </w:p>
+        </w:tc>
+      </w:tr>
+      <w:tr>
+        <w:tc>
+          <w:tcPr>
+            <w:tcW w:type="dxa" w:w="2448"/>
+          </w:tcPr>
+          <w:p>
+            <w:pPr>
+              <w:pStyle w:val="Compact"/>
+              <w:jc w:val="left"/>
+            </w:pPr>
+            <w:r>
+              <w:rPr>
+                <w:sz w:val="16"/>
+              </w:rPr>
+              <w:t xml:space="preserve">RouterBSI</w:t>
+            </w:r>
+          </w:p>
+        </w:tc>
+        <w:tc>
+          <w:tcPr>
+            <w:tcW w:type="dxa" w:w="813"/>
+          </w:tcPr>
+          <w:p>
+            <w:pPr>
+              <w:pStyle w:val="Compact"/>
+              <w:jc w:val="right"/>
+            </w:pPr>
+            <w:r>
+              <w:rPr>
+                <w:b/>
+                <w:bCs/>
+                <w:sz w:val="16"/>
+              </w:rPr>
+              <w:t xml:space="preserve">0.832</w:t>
+            </w:r>
+          </w:p>
+        </w:tc>
+        <w:tc>
+          <w:tcPr>
+            <w:tcW w:type="dxa" w:w="813"/>
+          </w:tcPr>
+          <w:p>
+            <w:pPr>
+              <w:pStyle w:val="Compact"/>
+              <w:jc w:val="right"/>
+            </w:pPr>
+            <w:r>
+              <w:rPr>
+                <w:b/>
+                <w:bCs/>
+                <w:sz w:val="16"/>
+              </w:rPr>
+              <w:t xml:space="preserve">0.707</w:t>
+            </w:r>
+          </w:p>
+        </w:tc>
+        <w:tc>
+          <w:tcPr>
+            <w:tcW w:type="dxa" w:w="813"/>
+          </w:tcPr>
+          <w:p>
+            <w:pPr>
+              <w:pStyle w:val="Compact"/>
+              <w:jc w:val="right"/>
+            </w:pPr>
+            <w:r>
+              <w:rPr>
+                <w:b/>
+                <w:bCs/>
+                <w:sz w:val="16"/>
+              </w:rPr>
+              <w:t xml:space="preserve">0.551</w:t>
+            </w:r>
+          </w:p>
+        </w:tc>
+        <w:tc>
+          <w:tcPr>
+            <w:tcW w:type="dxa" w:w="813"/>
+          </w:tcPr>
+          <w:p>
+            <w:pPr>
+              <w:pStyle w:val="Compact"/>
+              <w:jc w:val="right"/>
+            </w:pPr>
+            <w:r>
+              <w:rPr>
+                <w:b/>
+                <w:bCs/>
+                <w:sz w:val="16"/>
+              </w:rPr>
+              <w:t xml:space="preserve">0.556</w:t>
+            </w:r>
+          </w:p>
+        </w:tc>
+        <w:tc>
+          <w:tcPr>
+            <w:tcW w:type="dxa" w:w="813"/>
+          </w:tcPr>
+          <w:p>
+            <w:pPr>
+              <w:pStyle w:val="Compact"/>
+              <w:jc w:val="right"/>
+            </w:pPr>
+            <w:r>
+              <w:rPr>
+                <w:b/>
+                <w:bCs/>
+                <w:sz w:val="16"/>
+              </w:rPr>
+              <w:t xml:space="preserve">0.336</w:t>
+            </w:r>
+          </w:p>
+        </w:tc>
+        <w:tc>
+          <w:tcPr>
+            <w:tcW w:type="dxa" w:w="813"/>
+          </w:tcPr>
+          <w:p>
+            <w:pPr>
+              <w:pStyle w:val="Compact"/>
+              <w:jc w:val="right"/>
+            </w:pPr>
+            <w:r>
+              <w:rPr>
+                <w:b/>
+                <w:bCs/>
+                <w:sz w:val="16"/>
+              </w:rPr>
+              <w:t xml:space="preserve">0.449</w:t>
+            </w:r>
+          </w:p>
+        </w:tc>
+        <w:tc>
+          <w:tcPr>
+            <w:tcW w:type="dxa" w:w="813"/>
+          </w:tcPr>
+          <w:p>
+            <w:pPr>
+              <w:pStyle w:val="Compact"/>
+              <w:jc w:val="right"/>
+            </w:pPr>
+            <w:r>
+              <w:rPr>
+                <w:sz w:val="16"/>
+              </w:rPr>
+              <w:t xml:space="preserve">0.915</w:t>
+            </w:r>
+          </w:p>
+        </w:tc>
+        <w:tc>
+          <w:tcPr>
+            <w:tcW w:type="dxa" w:w="813"/>
+          </w:tcPr>
+          <w:p>
+            <w:pPr>
+              <w:pStyle w:val="Compact"/>
+              <w:jc w:val="right"/>
+            </w:pPr>
+            <w:r>
+              <w:rPr>
+                <w:sz w:val="16"/>
+              </w:rPr>
+              <w:t xml:space="preserve">0.933</w:t>
+            </w:r>
+          </w:p>
+        </w:tc>
+        <w:tc>
+          <w:tcPr>
+            <w:tcW w:type="dxa" w:w="813"/>
+          </w:tcPr>
+          <w:p>
+            <w:pPr>
+              <w:pStyle w:val="Compact"/>
+              <w:jc w:val="right"/>
+            </w:pPr>
+            <w:r>
+              <w:rPr>
+                <w:sz w:val="16"/>
+              </w:rPr>
+              <w:t xml:space="preserve">0.686</w:t>
+            </w:r>
+          </w:p>
+        </w:tc>
+        <w:tc>
+          <w:tcPr>
+            <w:tcW w:type="dxa" w:w="813"/>
+          </w:tcPr>
+          <w:p>
+            <w:pPr>
+              <w:pStyle w:val="Compact"/>
+              <w:jc w:val="right"/>
+            </w:pPr>
+            <w:r>
+              <w:rPr>
+                <w:sz w:val="16"/>
+              </w:rPr>
+              <w:t xml:space="preserve">0.808</w:t>
+            </w:r>
+          </w:p>
+        </w:tc>
+        <w:tc>
+          <w:tcPr>
+            <w:tcW w:type="dxa" w:w="813"/>
+          </w:tcPr>
+          <w:p>
+            <w:pPr>
+              <w:pStyle w:val="Compact"/>
+              <w:jc w:val="right"/>
+            </w:pPr>
+            <w:r>
+              <w:rPr>
+                <w:b/>
+                <w:bCs/>
+                <w:sz w:val="16"/>
+              </w:rPr>
+              <w:t xml:space="preserve">0.631</w:t>
+            </w:r>
+          </w:p>
+        </w:tc>
+        <w:tc>
+          <w:tcPr>
+            <w:tcW w:type="dxa" w:w="813"/>
+          </w:tcPr>
+          <w:p>
+            <w:pPr>
+              <w:pStyle w:val="Compact"/>
+              <w:jc w:val="right"/>
+            </w:pPr>
+            <w:r>
+              <w:rPr>
+                <w:b/>
+                <w:bCs/>
+                <w:sz w:val="16"/>
+              </w:rPr>
+              <w:t xml:space="preserve">0.712</w:t>
+            </w:r>
+          </w:p>
+        </w:tc>
+        <w:tc>
+          <w:tcPr>
+            <w:tcW w:type="dxa" w:w="813"/>
+          </w:tcPr>
+          <w:p>
+            <w:pPr>
+              <w:pStyle w:val="Compact"/>
+              <w:jc w:val="right"/>
+            </w:pPr>
+            <w:r>
+              <w:rPr>
+                <w:b/>
+                <w:bCs/>
+                <w:sz w:val="16"/>
+              </w:rPr>
+              <w:t xml:space="preserve">0.687</w:t>
+            </w:r>
+          </w:p>
+        </w:tc>
+        <w:tc>
+          <w:tcPr>
+            <w:tcW w:type="dxa" w:w="813"/>
+          </w:tcPr>
+          <w:p>
+            <w:pPr>
+              <w:pStyle w:val="Compact"/>
+              <w:jc w:val="right"/>
+            </w:pPr>
+            <w:r>
+              <w:rPr>
+                <w:b/>
+                <w:bCs/>
+                <w:sz w:val="16"/>
+              </w:rPr>
+              <w:t xml:space="preserve">0.728</w:t>
+            </w:r>
+          </w:p>
+        </w:tc>
+      </w:tr>
+    </w:tbl>
     <w:bookmarkEnd w:id="21"/>
-    <w:bookmarkStart w:id="22" w:name="selected-models."/>
+    <w:bookmarkEnd w:id="22"/>
+    <w:bookmarkStart w:id="23" w:name="selected-models."/>
     <w:p>
       <w:pPr>
         <w:pStyle w:val="Heading2"/>
@@ -175,8 +3085,8 @@
         <w:t xml:space="preserve">.</w:t>
       </w:r>
     </w:p>
-    <w:bookmarkEnd w:id="22"/>
-    <w:bookmarkStart w:id="23" w:name="baselines"/>
+    <w:bookmarkEnd w:id="23"/>
+    <w:bookmarkStart w:id="24" w:name="baselines"/>
     <w:p>
       <w:pPr>
         <w:pStyle w:val="Heading2"/>
@@ -202,7 +3112,7 @@
         <w:t xml:space="preserve"> </w:t>
       </w:r>
       <w:r>
-        <w:t xml:space="preserve">and SkillSight, a hybrid retriever. They are trained on training split and frozen on validation and test splits. LLM Select and Progressive disclosure are static router baselines, and LLM Direct and LLM Oracle are downstream performance baselines representing without skills and with ground-truth skill set, respectively</w:t>
+        <w:t xml:space="preserve">and SkillSight, a hybrid retriever. They are trained on training split and frozen on validation and test splits. LLM Select is a static router, and LLM Direct and LLM Oracle are downstream performance baselines representing without skills and with ground-truth skill set, respectively</w:t>
       </w:r>
       <w:r>
         <w:t xml:space="preserve"> </w:t>
@@ -220,11 +3130,305 @@
         <w:t xml:space="preserve">(Mi et al. 2026; Bai et al. 2026)</w:t>
       </w:r>
       <w:r>
-        <w:t xml:space="preserve">. RouterBSI_init and RouterBSI refer to the cold-start and final iteration performance. RouterBSI_strict selects skills only when their predicate evaluates to true. RouterBSI_topk are the top k skills using the sum of their predicate label and the retrieval score.</w:t>
+        <w:t xml:space="preserve">.</w:t>
+      </w:r>
+      <w:r>
+        <w:t xml:space="preserve"> </w:t>
+      </w:r>
+      <m:oMath>
+        <m:sSub>
+          <m:e>
+            <m:r>
+              <m:rPr>
+                <m:sty m:val="p"/>
+              </m:rPr>
+              <m:t>R</m:t>
+            </m:r>
+            <m:r>
+              <m:rPr>
+                <m:sty m:val="p"/>
+              </m:rPr>
+              <m:t>o</m:t>
+            </m:r>
+            <m:r>
+              <m:rPr>
+                <m:sty m:val="p"/>
+              </m:rPr>
+              <m:t>u</m:t>
+            </m:r>
+            <m:r>
+              <m:rPr>
+                <m:sty m:val="p"/>
+              </m:rPr>
+              <m:t>t</m:t>
+            </m:r>
+            <m:r>
+              <m:rPr>
+                <m:sty m:val="p"/>
+              </m:rPr>
+              <m:t>e</m:t>
+            </m:r>
+            <m:r>
+              <m:rPr>
+                <m:sty m:val="p"/>
+              </m:rPr>
+              <m:t>r</m:t>
+            </m:r>
+            <m:r>
+              <m:rPr>
+                <m:sty m:val="p"/>
+              </m:rPr>
+              <m:t>B</m:t>
+            </m:r>
+            <m:r>
+              <m:rPr>
+                <m:sty m:val="p"/>
+              </m:rPr>
+              <m:t>S</m:t>
+            </m:r>
+            <m:r>
+              <m:rPr>
+                <m:sty m:val="p"/>
+              </m:rPr>
+              <m:t>I</m:t>
+            </m:r>
+          </m:e>
+          <m:sub>
+            <m:r>
+              <m:rPr>
+                <m:sty m:val="p"/>
+              </m:rPr>
+              <m:t>i</m:t>
+            </m:r>
+            <m:r>
+              <m:rPr>
+                <m:sty m:val="p"/>
+              </m:rPr>
+              <m:t>n</m:t>
+            </m:r>
+            <m:r>
+              <m:rPr>
+                <m:sty m:val="p"/>
+              </m:rPr>
+              <m:t>i</m:t>
+            </m:r>
+            <m:r>
+              <m:rPr>
+                <m:sty m:val="p"/>
+              </m:rPr>
+              <m:t>t</m:t>
+            </m:r>
+          </m:sub>
+        </m:sSub>
+      </m:oMath>
+      <w:r>
+        <w:t xml:space="preserve"> </w:t>
+      </w:r>
+      <w:r>
+        <w:t xml:space="preserve">and RouterBSI refer to the cold-start and final iteration performance.</w:t>
+      </w:r>
+      <w:r>
+        <w:t xml:space="preserve"> </w:t>
+      </w:r>
+      <m:oMath>
+        <m:sSub>
+          <m:e>
+            <m:r>
+              <m:rPr>
+                <m:sty m:val="p"/>
+              </m:rPr>
+              <m:t>R</m:t>
+            </m:r>
+            <m:r>
+              <m:rPr>
+                <m:sty m:val="p"/>
+              </m:rPr>
+              <m:t>o</m:t>
+            </m:r>
+            <m:r>
+              <m:rPr>
+                <m:sty m:val="p"/>
+              </m:rPr>
+              <m:t>u</m:t>
+            </m:r>
+            <m:r>
+              <m:rPr>
+                <m:sty m:val="p"/>
+              </m:rPr>
+              <m:t>t</m:t>
+            </m:r>
+            <m:r>
+              <m:rPr>
+                <m:sty m:val="p"/>
+              </m:rPr>
+              <m:t>e</m:t>
+            </m:r>
+            <m:r>
+              <m:rPr>
+                <m:sty m:val="p"/>
+              </m:rPr>
+              <m:t>r</m:t>
+            </m:r>
+            <m:r>
+              <m:rPr>
+                <m:sty m:val="p"/>
+              </m:rPr>
+              <m:t>B</m:t>
+            </m:r>
+            <m:r>
+              <m:rPr>
+                <m:sty m:val="p"/>
+              </m:rPr>
+              <m:t>S</m:t>
+            </m:r>
+            <m:r>
+              <m:rPr>
+                <m:sty m:val="p"/>
+              </m:rPr>
+              <m:t>I</m:t>
+            </m:r>
+          </m:e>
+          <m:sub>
+            <m:r>
+              <m:rPr>
+                <m:sty m:val="p"/>
+              </m:rPr>
+              <m:t>s</m:t>
+            </m:r>
+            <m:r>
+              <m:rPr>
+                <m:sty m:val="p"/>
+              </m:rPr>
+              <m:t>t</m:t>
+            </m:r>
+            <m:r>
+              <m:rPr>
+                <m:sty m:val="p"/>
+              </m:rPr>
+              <m:t>r</m:t>
+            </m:r>
+            <m:r>
+              <m:rPr>
+                <m:sty m:val="p"/>
+              </m:rPr>
+              <m:t>i</m:t>
+            </m:r>
+            <m:r>
+              <m:rPr>
+                <m:sty m:val="p"/>
+              </m:rPr>
+              <m:t>c</m:t>
+            </m:r>
+            <m:r>
+              <m:rPr>
+                <m:sty m:val="p"/>
+              </m:rPr>
+              <m:t>t</m:t>
+            </m:r>
+          </m:sub>
+        </m:sSub>
+      </m:oMath>
+      <w:r>
+        <w:t xml:space="preserve"> </w:t>
+      </w:r>
+      <w:r>
+        <w:t xml:space="preserve">selects skills only when their predicate evaluates to true.</w:t>
+      </w:r>
+      <w:r>
+        <w:t xml:space="preserve"> </w:t>
+      </w:r>
+      <m:oMath>
+        <m:sSub>
+          <m:e>
+            <m:r>
+              <m:rPr>
+                <m:sty m:val="p"/>
+              </m:rPr>
+              <m:t>R</m:t>
+            </m:r>
+            <m:r>
+              <m:rPr>
+                <m:sty m:val="p"/>
+              </m:rPr>
+              <m:t>o</m:t>
+            </m:r>
+            <m:r>
+              <m:rPr>
+                <m:sty m:val="p"/>
+              </m:rPr>
+              <m:t>u</m:t>
+            </m:r>
+            <m:r>
+              <m:rPr>
+                <m:sty m:val="p"/>
+              </m:rPr>
+              <m:t>t</m:t>
+            </m:r>
+            <m:r>
+              <m:rPr>
+                <m:sty m:val="p"/>
+              </m:rPr>
+              <m:t>e</m:t>
+            </m:r>
+            <m:r>
+              <m:rPr>
+                <m:sty m:val="p"/>
+              </m:rPr>
+              <m:t>r</m:t>
+            </m:r>
+            <m:r>
+              <m:rPr>
+                <m:sty m:val="p"/>
+              </m:rPr>
+              <m:t>B</m:t>
+            </m:r>
+            <m:r>
+              <m:rPr>
+                <m:sty m:val="p"/>
+              </m:rPr>
+              <m:t>S</m:t>
+            </m:r>
+            <m:r>
+              <m:rPr>
+                <m:sty m:val="p"/>
+              </m:rPr>
+              <m:t>I</m:t>
+            </m:r>
+          </m:e>
+          <m:sub>
+            <m:r>
+              <m:rPr>
+                <m:sty m:val="p"/>
+              </m:rPr>
+              <m:t>t</m:t>
+            </m:r>
+            <m:r>
+              <m:rPr>
+                <m:sty m:val="p"/>
+              </m:rPr>
+              <m:t>o</m:t>
+            </m:r>
+            <m:r>
+              <m:rPr>
+                <m:sty m:val="p"/>
+              </m:rPr>
+              <m:t>p</m:t>
+            </m:r>
+            <m:r>
+              <m:t>k</m:t>
+            </m:r>
+          </m:sub>
+        </m:sSub>
+      </m:oMath>
+      <w:r>
+        <w:t xml:space="preserve"> </w:t>
+      </w:r>
+      <w:r>
+        <w:t xml:space="preserve">are the top k skills using the sum of their predicate label and the retrieval score.</w:t>
       </w:r>
     </w:p>
-    <w:bookmarkEnd w:id="23"/>
-    <w:bookmarkStart w:id="53" w:name="implementation-details."/>
+    <w:bookmarkEnd w:id="24"/>
+    <w:bookmarkStart w:id="62" w:name="implementation-details."/>
     <w:p>
       <w:pPr>
         <w:pStyle w:val="Heading2"/>
@@ -241,8 +3445,122 @@
         <w:t xml:space="preserve">The retrievers use either pretrained embedding models or lexical matching, so they do not require training. Candidate skills are retrieved from the shared external skill corpus in response to the input query. The reranking and selection baselines are conditioned on the top 50 retrieved skills and use an optimization method to improve performance. SkillSight is the default retriever for reranking and selection baselines. The non-parametric baselines, including ours, do not output a continuous score like rerankers, so we rank them by the sum of their binary label and the retrieval score, where 1 is the label for selected skills and 0 otherwise. We use a temperature of 1 for proposing candidate predicates and 0 for evaluating predicates and downstream performance. RouterBSI is optimized over 10 iterations. Qwen3.5-4B is the default model used in our experiments.</w:t>
       </w:r>
     </w:p>
-    <w:bookmarkStart w:id="52" w:name="refs"/>
-    <w:bookmarkStart w:id="25" w:name="ref-bai2026skilldag"/>
+    <w:bookmarkStart w:id="28" w:name="fig:average_recall_degradation"/>
+    <w:p>
+      <w:pPr>
+        <w:pStyle w:val="CaptionedFigure"/>
+      </w:pPr>
+      <w:r>
+        <w:drawing>
+          <wp:inline>
+            <wp:extent cx="5334000" cy="2807368"/>
+            <wp:effectExtent b="0" l="0" r="0" t="0"/>
+            <wp:docPr descr="" title="" id="26" name="Picture"/>
+            <a:graphic>
+              <a:graphicData uri="http://schemas.openxmlformats.org/drawingml/2006/picture">
+                <pic:pic>
+                  <pic:nvPicPr>
+                    <pic:cNvPr descr="/workspace/storage/healthcare_workspace/project_skill_selection/RouterBSIPaper/figs/average_recall_degradation/preview.png" id="27" name="Picture"/>
+                    <pic:cNvPicPr>
+                      <a:picLocks noChangeArrowheads="1" noChangeAspect="1"/>
+                    </pic:cNvPicPr>
+                  </pic:nvPicPr>
+                  <pic:blipFill>
+                    <a:blip r:embed="rId25"/>
+                    <a:stretch>
+                      <a:fillRect/>
+                    </a:stretch>
+                  </pic:blipFill>
+                  <pic:spPr bwMode="auto">
+                    <a:xfrm>
+                      <a:off x="0" y="0"/>
+                      <a:ext cx="5334000" cy="2807368"/>
+                    </a:xfrm>
+                    <a:prstGeom prst="rect">
+                      <a:avLst/>
+                    </a:prstGeom>
+                    <a:noFill/>
+                    <a:ln w="9525">
+                      <a:noFill/>
+                      <a:headEnd/>
+                      <a:tailEnd/>
+                    </a:ln>
+                  </pic:spPr>
+                </pic:pic>
+              </a:graphicData>
+            </a:graphic>
+          </wp:inline>
+        </w:drawing>
+      </w:r>
+    </w:p>
+    <w:p>
+      <w:pPr>
+        <w:pStyle w:val="ImageCaption"/>
+      </w:pPr>
+      <w:r>
+        <w:t xml:space="preserve">Figure 3: Required-skill recall comparison as the number of selected skills decreases. Lines show task-weighted test Recall@k averaged equally across BM25, Vector, and SkillSight. The retriever baseline averages the three native retrievers.</w:t>
+      </w:r>
+    </w:p>
+    <w:bookmarkEnd w:id="28"/>
+    <w:bookmarkStart w:id="32" w:name="fig:downstream_average"/>
+    <w:p>
+      <w:pPr>
+        <w:pStyle w:val="CaptionedFigure"/>
+      </w:pPr>
+      <w:r>
+        <w:drawing>
+          <wp:inline>
+            <wp:extent cx="5334000" cy="2319878"/>
+            <wp:effectExtent b="0" l="0" r="0" t="0"/>
+            <wp:docPr descr="" title="" id="30" name="Picture"/>
+            <a:graphic>
+              <a:graphicData uri="http://schemas.openxmlformats.org/drawingml/2006/picture">
+                <pic:pic>
+                  <pic:nvPicPr>
+                    <pic:cNvPr descr="/workspace/storage/healthcare_workspace/project_skill_selection/RouterBSIPaper/figs/downstream_average/preview.png" id="31" name="Picture"/>
+                    <pic:cNvPicPr>
+                      <a:picLocks noChangeArrowheads="1" noChangeAspect="1"/>
+                    </pic:cNvPicPr>
+                  </pic:nvPicPr>
+                  <pic:blipFill>
+                    <a:blip r:embed="rId29"/>
+                    <a:stretch>
+                      <a:fillRect/>
+                    </a:stretch>
+                  </pic:blipFill>
+                  <pic:spPr bwMode="auto">
+                    <a:xfrm>
+                      <a:off x="0" y="0"/>
+                      <a:ext cx="5334000" cy="2319878"/>
+                    </a:xfrm>
+                    <a:prstGeom prst="rect">
+                      <a:avLst/>
+                    </a:prstGeom>
+                    <a:noFill/>
+                    <a:ln w="9525">
+                      <a:noFill/>
+                      <a:headEnd/>
+                      <a:tailEnd/>
+                    </a:ln>
+                  </pic:spPr>
+                </pic:pic>
+              </a:graphicData>
+            </a:graphic>
+          </wp:inline>
+        </w:drawing>
+      </w:r>
+    </w:p>
+    <w:p>
+      <w:pPr>
+        <w:pStyle w:val="ImageCaption"/>
+      </w:pPr>
+      <w:r>
+        <w:t xml:space="preserve">Figure 4: Downstream performance comparison using Qwen3.5 4B. Bars show task-weighted success rates averaged equally across BM25 and SkillSight. Horizontal lines show the LLM Direct and LLM Oracle references.</w:t>
+      </w:r>
+    </w:p>
+    <w:bookmarkEnd w:id="32"/>
+    <w:bookmarkStart w:id="61" w:name="refs"/>
+    <w:bookmarkStart w:id="34" w:name="ref-bai2026skilldag"/>
     <w:p>
       <w:pPr>
         <w:pStyle w:val="Bibliography"/>
@@ -277,7 +3595,7 @@
       <w:r>
         <w:t xml:space="preserve"> </w:t>
       </w:r>
-      <w:hyperlink r:id="rId24">
+      <w:hyperlink r:id="rId33">
         <w:r>
           <w:rPr>
             <w:rStyle w:val="Hyperlink"/>
@@ -289,8 +3607,8 @@
         <w:t xml:space="preserve">.</w:t>
       </w:r>
     </w:p>
-    <w:bookmarkEnd w:id="25"/>
-    <w:bookmarkStart w:id="27" w:name="ref-chen-etal-2023-theoremqa"/>
+    <w:bookmarkEnd w:id="34"/>
+    <w:bookmarkStart w:id="36" w:name="ref-chen-etal-2023-theoremqa"/>
     <w:p>
       <w:pPr>
         <w:pStyle w:val="Bibliography"/>
@@ -332,7 +3650,7 @@
       <w:r>
         <w:t xml:space="preserve"> </w:t>
       </w:r>
-      <w:hyperlink r:id="rId26">
+      <w:hyperlink r:id="rId35">
         <w:r>
           <w:rPr>
             <w:rStyle w:val="Hyperlink"/>
@@ -344,8 +3662,8 @@
         <w:t xml:space="preserve">.</w:t>
       </w:r>
     </w:p>
-    <w:bookmarkEnd w:id="27"/>
-    <w:bookmarkStart w:id="29" w:name="ref-NEURIPS2024_99e81750"/>
+    <w:bookmarkEnd w:id="36"/>
+    <w:bookmarkStart w:id="38" w:name="ref-NEURIPS2024_99e81750"/>
     <w:p>
       <w:pPr>
         <w:pStyle w:val="Bibliography"/>
@@ -387,7 +3705,7 @@
       <w:r>
         <w:t xml:space="preserve"> </w:t>
       </w:r>
-      <w:hyperlink r:id="rId28">
+      <w:hyperlink r:id="rId37">
         <w:r>
           <w:rPr>
             <w:rStyle w:val="Hyperlink"/>
@@ -399,8 +3717,8 @@
         <w:t xml:space="preserve">.</w:t>
       </w:r>
     </w:p>
-    <w:bookmarkEnd w:id="29"/>
-    <w:bookmarkStart w:id="31" w:name="ref-mao-etal-2024-champ"/>
+    <w:bookmarkEnd w:id="38"/>
+    <w:bookmarkStart w:id="40" w:name="ref-mao-etal-2024-champ"/>
     <w:p>
       <w:pPr>
         <w:pStyle w:val="Bibliography"/>
@@ -451,7 +3769,7 @@
       <w:r>
         <w:t xml:space="preserve"> </w:t>
       </w:r>
-      <w:hyperlink r:id="rId30">
+      <w:hyperlink r:id="rId39">
         <w:r>
           <w:rPr>
             <w:rStyle w:val="Hyperlink"/>
@@ -463,8 +3781,8 @@
         <w:t xml:space="preserve">.</w:t>
       </w:r>
     </w:p>
-    <w:bookmarkEnd w:id="31"/>
-    <w:bookmarkStart w:id="33" w:name="ref-meta2024llama33"/>
+    <w:bookmarkEnd w:id="40"/>
+    <w:bookmarkStart w:id="42" w:name="ref-meta2024llama33"/>
     <w:p>
       <w:pPr>
         <w:pStyle w:val="Bibliography"/>
@@ -481,7 +3799,7 @@
       <w:r>
         <w:t xml:space="preserve"> </w:t>
       </w:r>
-      <w:hyperlink r:id="rId32">
+      <w:hyperlink r:id="rId41">
         <w:r>
           <w:rPr>
             <w:rStyle w:val="Hyperlink"/>
@@ -493,8 +3811,8 @@
         <w:t xml:space="preserve">.</w:t>
       </w:r>
     </w:p>
-    <w:bookmarkEnd w:id="33"/>
-    <w:bookmarkStart w:id="35" w:name="ref-pmlr-v306-mi26d"/>
+    <w:bookmarkEnd w:id="42"/>
+    <w:bookmarkStart w:id="44" w:name="ref-pmlr-v306-mi26d"/>
     <w:p>
       <w:pPr>
         <w:pStyle w:val="Bibliography"/>
@@ -560,7 +3878,7 @@
       <w:r>
         <w:t xml:space="preserve"> </w:t>
       </w:r>
-      <w:hyperlink r:id="rId34">
+      <w:hyperlink r:id="rId43">
         <w:r>
           <w:rPr>
             <w:rStyle w:val="Hyperlink"/>
@@ -572,8 +3890,8 @@
         <w:t xml:space="preserve">.</w:t>
       </w:r>
     </w:p>
-    <w:bookmarkEnd w:id="35"/>
-    <w:bookmarkStart w:id="37" w:name="ref-openai2025gptoss"/>
+    <w:bookmarkEnd w:id="44"/>
+    <w:bookmarkStart w:id="46" w:name="ref-openai2025gptoss"/>
     <w:p>
       <w:pPr>
         <w:pStyle w:val="Bibliography"/>
@@ -611,7 +3929,7 @@
       <w:r>
         <w:t xml:space="preserve"> </w:t>
       </w:r>
-      <w:hyperlink r:id="rId36">
+      <w:hyperlink r:id="rId45">
         <w:r>
           <w:rPr>
             <w:rStyle w:val="Hyperlink"/>
@@ -623,8 +3941,8 @@
         <w:t xml:space="preserve">.</w:t>
       </w:r>
     </w:p>
-    <w:bookmarkEnd w:id="37"/>
-    <w:bookmarkStart w:id="39" w:name="ref-openai2026gpt54"/>
+    <w:bookmarkEnd w:id="46"/>
+    <w:bookmarkStart w:id="48" w:name="ref-openai2026gpt54"/>
     <w:p>
       <w:pPr>
         <w:pStyle w:val="Bibliography"/>
@@ -650,7 +3968,7 @@
       <w:r>
         <w:t xml:space="preserve"> </w:t>
       </w:r>
-      <w:hyperlink r:id="rId38">
+      <w:hyperlink r:id="rId47">
         <w:r>
           <w:rPr>
             <w:rStyle w:val="Hyperlink"/>
@@ -662,8 +3980,8 @@
         <w:t xml:space="preserve">.</w:t>
       </w:r>
     </w:p>
-    <w:bookmarkEnd w:id="39"/>
-    <w:bookmarkStart w:id="41" w:name="ref-parmar-etal-2024-logicbench"/>
+    <w:bookmarkEnd w:id="48"/>
+    <w:bookmarkStart w:id="50" w:name="ref-parmar-etal-2024-logicbench"/>
     <w:p>
       <w:pPr>
         <w:pStyle w:val="Bibliography"/>
@@ -705,7 +4023,7 @@
       <w:r>
         <w:t xml:space="preserve"> </w:t>
       </w:r>
-      <w:hyperlink r:id="rId40">
+      <w:hyperlink r:id="rId49">
         <w:r>
           <w:rPr>
             <w:rStyle w:val="Hyperlink"/>
@@ -717,8 +4035,8 @@
         <w:t xml:space="preserve">.</w:t>
       </w:r>
     </w:p>
-    <w:bookmarkEnd w:id="41"/>
-    <w:bookmarkStart w:id="43" w:name="ref-qwen2026qwen35"/>
+    <w:bookmarkEnd w:id="50"/>
+    <w:bookmarkStart w:id="52" w:name="ref-qwen2026qwen35"/>
     <w:p>
       <w:pPr>
         <w:pStyle w:val="Bibliography"/>
@@ -735,7 +4053,7 @@
       <w:r>
         <w:t xml:space="preserve"> </w:t>
       </w:r>
-      <w:hyperlink r:id="rId42">
+      <w:hyperlink r:id="rId51">
         <w:r>
           <w:rPr>
             <w:rStyle w:val="Hyperlink"/>
@@ -747,8 +4065,8 @@
         <w:t xml:space="preserve">.</w:t>
       </w:r>
     </w:p>
-    <w:bookmarkEnd w:id="43"/>
-    <w:bookmarkStart w:id="45" w:name="ref-qwen2026qwen38"/>
+    <w:bookmarkEnd w:id="52"/>
+    <w:bookmarkStart w:id="54" w:name="ref-qwen2026qwen38"/>
     <w:p>
       <w:pPr>
         <w:pStyle w:val="Bibliography"/>
@@ -765,7 +4083,7 @@
       <w:r>
         <w:t xml:space="preserve"> </w:t>
       </w:r>
-      <w:hyperlink r:id="rId44">
+      <w:hyperlink r:id="rId53">
         <w:r>
           <w:rPr>
             <w:rStyle w:val="Hyperlink"/>
@@ -777,8 +4095,8 @@
         <w:t xml:space="preserve">.</w:t>
       </w:r>
     </w:p>
-    <w:bookmarkEnd w:id="45"/>
-    <w:bookmarkStart w:id="47" w:name="ref-su2026skillretrieval"/>
+    <w:bookmarkEnd w:id="54"/>
+    <w:bookmarkStart w:id="56" w:name="ref-su2026skillretrieval"/>
     <w:p>
       <w:pPr>
         <w:pStyle w:val="Bibliography"/>
@@ -804,7 +4122,7 @@
       <w:r>
         <w:t xml:space="preserve"> </w:t>
       </w:r>
-      <w:hyperlink r:id="rId46">
+      <w:hyperlink r:id="rId55">
         <w:r>
           <w:rPr>
             <w:rStyle w:val="Hyperlink"/>
@@ -816,8 +4134,8 @@
         <w:t xml:space="preserve">.</w:t>
       </w:r>
     </w:p>
-    <w:bookmarkEnd w:id="47"/>
-    <w:bookmarkStart w:id="49" w:name="ref-NEURIPS2023_9cb2a749"/>
+    <w:bookmarkEnd w:id="56"/>
+    <w:bookmarkStart w:id="58" w:name="ref-NEURIPS2023_9cb2a749"/>
     <w:p>
       <w:pPr>
         <w:pStyle w:val="Bibliography"/>
@@ -871,7 +4189,7 @@
       <w:r>
         <w:t xml:space="preserve"> </w:t>
       </w:r>
-      <w:hyperlink r:id="rId48">
+      <w:hyperlink r:id="rId57">
         <w:r>
           <w:rPr>
             <w:rStyle w:val="Hyperlink"/>
@@ -883,8 +4201,8 @@
         <w:t xml:space="preserve">.</w:t>
       </w:r>
     </w:p>
-    <w:bookmarkEnd w:id="49"/>
-    <w:bookmarkStart w:id="51" w:name="ref-ICLR2025_a6a90bcc"/>
+    <w:bookmarkEnd w:id="58"/>
+    <w:bookmarkStart w:id="60" w:name="ref-ICLR2025_a6a90bcc"/>
     <w:p>
       <w:pPr>
         <w:pStyle w:val="Bibliography"/>
@@ -926,7 +4244,7 @@
       <w:r>
         <w:t xml:space="preserve"> </w:t>
       </w:r>
-      <w:hyperlink r:id="rId50">
+      <w:hyperlink r:id="rId59">
         <w:r>
           <w:rPr>
             <w:rStyle w:val="Hyperlink"/>
@@ -938,15 +4256,15 @@
         <w:t xml:space="preserve">.</w:t>
       </w:r>
     </w:p>
-    <w:bookmarkEnd w:id="51"/>
-    <w:bookmarkEnd w:id="52"/>
-    <w:bookmarkEnd w:id="53"/>
-    <w:bookmarkEnd w:id="54"/>
+    <w:bookmarkEnd w:id="60"/>
+    <w:bookmarkEnd w:id="61"/>
+    <w:bookmarkEnd w:id="62"/>
+    <w:bookmarkEnd w:id="63"/>
     <w:sectPr>
       <w:footnotePr>
         <w:numRestart w:val="eachSect"/>
       </w:footnotePr>
-      <w:pgSz w:w="12240" w:h="15840"/>
+      <w:pgSz w:w="15840" w:h="12240"/>
       <w:pgMar w:top="1008" w:bottom="1008" w:left="1008" w:right="1008"/>
     </w:sectPr>
   </w:body>
